--- a/docx/en/BUFRCREX_TableB_en_24.docx
+++ b/docx/en/BUFRCREX_TableB_en_24.docx
@@ -8,19 +8,33 @@
       </w:pPr>
       <w:r>
         <w:rPr>
-          <w:rFonts w:ascii="Arial" w:hAnsi="Arial"/>
+          <w:rFonts w:ascii="Verdana" w:hAnsi="Verdana"/>
           <w:b/>
           <w:sz w:val="22"/>
         </w:rPr>
-        <w:t>BUFR/CREX Table B — Class 24: Radiological elements</w:t>
+        <w:t>Class 24: Radiological elements</w:t>
       </w:r>
     </w:p>
     <w:tbl>
       <w:tblPr>
         <w:tblStyle w:val="TableGrid"/>
         <w:tblW w:type="auto" w:w="0"/>
-        <w:jc w:val="center"/>
+        <w:jc w:val="left"/>
         <w:tblLook w:firstColumn="1" w:firstRow="1" w:lastColumn="0" w:lastRow="0" w:noHBand="0" w:noVBand="1" w:val="04A0"/>
+        <w:tblBorders>
+          <w:top w:val="single" w:sz="4" w:space="0" w:color="595959"/>
+          <w:left w:val="single" w:sz="4" w:space="0" w:color="595959"/>
+          <w:bottom w:val="single" w:sz="4" w:space="0" w:color="595959"/>
+          <w:right w:val="single" w:sz="4" w:space="0" w:color="595959"/>
+          <w:insideH w:val="single" w:sz="4" w:space="0" w:color="595959"/>
+          <w:insideV w:val="single" w:sz="4" w:space="0" w:color="595959"/>
+        </w:tblBorders>
+        <w:tblCellMar>
+          <w:top w:w="85" w:type="dxa"/>
+          <w:left w:w="85" w:type="dxa"/>
+          <w:bottom w:w="85" w:type="dxa"/>
+          <w:right w:w="85" w:type="dxa"/>
+        </w:tblCellMar>
       </w:tblPr>
       <w:tblGrid>
         <w:gridCol w:w="1514"/>
@@ -35,20 +49,20 @@
         <w:gridCol w:w="1514"/>
       </w:tblGrid>
       <w:tr>
+        <w:trPr>
+          <w:tblHeader/>
+        </w:trPr>
         <w:tc>
           <w:tcPr>
             <w:tcW w:type="dxa" w:w="1514"/>
-            <w:shd w:val="clear" w:color="auto" w:fill="D9E2F3"/>
+            <w:shd w:val="clear" w:color="auto" w:fill="D9D9D9"/>
           </w:tcPr>
           <w:p>
-            <w:pPr>
-              <w:jc w:val="center"/>
-            </w:pPr>
             <w:r/>
             <w:r>
               <w:rPr>
-                <w:rFonts w:ascii="Arial" w:hAnsi="Arial"/>
-                <w:b/>
+                <w:rFonts w:ascii="Verdana" w:hAnsi="Verdana"/>
+                <w:b w:val="0"/>
                 <w:sz w:val="16"/>
               </w:rPr>
               <w:t>FXY</w:t>
@@ -58,185 +72,161 @@
         <w:tc>
           <w:tcPr>
             <w:tcW w:type="dxa" w:w="1514"/>
-            <w:shd w:val="clear" w:color="auto" w:fill="D9E2F3"/>
+            <w:shd w:val="clear" w:color="auto" w:fill="D9D9D9"/>
           </w:tcPr>
           <w:p>
-            <w:pPr>
-              <w:jc w:val="center"/>
-            </w:pPr>
             <w:r/>
             <w:r>
               <w:rPr>
-                <w:rFonts w:ascii="Arial" w:hAnsi="Arial"/>
-                <w:b/>
+                <w:rFonts w:ascii="Verdana" w:hAnsi="Verdana"/>
+                <w:b w:val="0"/>
                 <w:sz w:val="16"/>
               </w:rPr>
-              <w:t>ElementName</w:t>
+              <w:t>ELEMENT NAME</w:t>
             </w:r>
           </w:p>
         </w:tc>
         <w:tc>
           <w:tcPr>
             <w:tcW w:type="dxa" w:w="1514"/>
-            <w:shd w:val="clear" w:color="auto" w:fill="D9E2F3"/>
+            <w:shd w:val="clear" w:color="auto" w:fill="D9D9D9"/>
           </w:tcPr>
           <w:p>
-            <w:pPr>
-              <w:jc w:val="center"/>
-            </w:pPr>
             <w:r/>
             <w:r>
               <w:rPr>
-                <w:rFonts w:ascii="Arial" w:hAnsi="Arial"/>
-                <w:b/>
+                <w:rFonts w:ascii="Verdana" w:hAnsi="Verdana"/>
+                <w:b w:val="0"/>
                 <w:sz w:val="16"/>
               </w:rPr>
-              <w:t>BUFR Unit</w:t>
+              <w:t>BUFR UNIT</w:t>
             </w:r>
           </w:p>
         </w:tc>
         <w:tc>
           <w:tcPr>
             <w:tcW w:type="dxa" w:w="1514"/>
-            <w:shd w:val="clear" w:color="auto" w:fill="D9E2F3"/>
+            <w:shd w:val="clear" w:color="auto" w:fill="D9D9D9"/>
           </w:tcPr>
           <w:p>
-            <w:pPr>
-              <w:jc w:val="center"/>
-            </w:pPr>
             <w:r/>
             <w:r>
               <w:rPr>
-                <w:rFonts w:ascii="Arial" w:hAnsi="Arial"/>
-                <w:b/>
+                <w:rFonts w:ascii="Verdana" w:hAnsi="Verdana"/>
+                <w:b w:val="0"/>
                 <w:sz w:val="16"/>
               </w:rPr>
-              <w:t>Scale</w:t>
+              <w:t>SCALE</w:t>
             </w:r>
           </w:p>
         </w:tc>
         <w:tc>
           <w:tcPr>
             <w:tcW w:type="dxa" w:w="1514"/>
-            <w:shd w:val="clear" w:color="auto" w:fill="D9E2F3"/>
+            <w:shd w:val="clear" w:color="auto" w:fill="D9D9D9"/>
           </w:tcPr>
           <w:p>
-            <w:pPr>
-              <w:jc w:val="center"/>
-            </w:pPr>
             <w:r/>
             <w:r>
               <w:rPr>
-                <w:rFonts w:ascii="Arial" w:hAnsi="Arial"/>
-                <w:b/>
+                <w:rFonts w:ascii="Verdana" w:hAnsi="Verdana"/>
+                <w:b w:val="0"/>
                 <w:sz w:val="16"/>
               </w:rPr>
-              <w:t>Ref Value</w:t>
+              <w:t>REF VALUE</w:t>
             </w:r>
           </w:p>
         </w:tc>
         <w:tc>
           <w:tcPr>
             <w:tcW w:type="dxa" w:w="1514"/>
-            <w:shd w:val="clear" w:color="auto" w:fill="D9E2F3"/>
+            <w:shd w:val="clear" w:color="auto" w:fill="D9D9D9"/>
           </w:tcPr>
           <w:p>
-            <w:pPr>
-              <w:jc w:val="center"/>
-            </w:pPr>
             <w:r/>
             <w:r>
               <w:rPr>
-                <w:rFonts w:ascii="Arial" w:hAnsi="Arial"/>
-                <w:b/>
+                <w:rFonts w:ascii="Verdana" w:hAnsi="Verdana"/>
+                <w:b w:val="0"/>
                 <w:sz w:val="16"/>
               </w:rPr>
-              <w:t>Bits</w:t>
+              <w:t>BITS</w:t>
             </w:r>
           </w:p>
         </w:tc>
         <w:tc>
           <w:tcPr>
             <w:tcW w:type="dxa" w:w="1514"/>
-            <w:shd w:val="clear" w:color="auto" w:fill="D9E2F3"/>
+            <w:shd w:val="clear" w:color="auto" w:fill="D9D9D9"/>
           </w:tcPr>
           <w:p>
-            <w:pPr>
-              <w:jc w:val="center"/>
-            </w:pPr>
             <w:r/>
             <w:r>
               <w:rPr>
-                <w:rFonts w:ascii="Arial" w:hAnsi="Arial"/>
-                <w:b/>
+                <w:rFonts w:ascii="Verdana" w:hAnsi="Verdana"/>
+                <w:b w:val="0"/>
                 <w:sz w:val="16"/>
               </w:rPr>
-              <w:t>CREX Unit</w:t>
+              <w:t>CREX UNIT</w:t>
             </w:r>
           </w:p>
         </w:tc>
         <w:tc>
           <w:tcPr>
             <w:tcW w:type="dxa" w:w="1514"/>
-            <w:shd w:val="clear" w:color="auto" w:fill="D9E2F3"/>
+            <w:shd w:val="clear" w:color="auto" w:fill="D9D9D9"/>
           </w:tcPr>
           <w:p>
-            <w:pPr>
-              <w:jc w:val="center"/>
-            </w:pPr>
             <w:r/>
             <w:r>
               <w:rPr>
-                <w:rFonts w:ascii="Arial" w:hAnsi="Arial"/>
-                <w:b/>
+                <w:rFonts w:ascii="Verdana" w:hAnsi="Verdana"/>
+                <w:b w:val="0"/>
                 <w:sz w:val="16"/>
               </w:rPr>
-              <w:t>Scale</w:t>
+              <w:t>SCALE</w:t>
             </w:r>
           </w:p>
         </w:tc>
         <w:tc>
           <w:tcPr>
             <w:tcW w:type="dxa" w:w="1514"/>
-            <w:shd w:val="clear" w:color="auto" w:fill="D9E2F3"/>
+            <w:shd w:val="clear" w:color="auto" w:fill="D9D9D9"/>
           </w:tcPr>
           <w:p>
-            <w:pPr>
-              <w:jc w:val="center"/>
-            </w:pPr>
             <w:r/>
             <w:r>
               <w:rPr>
-                <w:rFonts w:ascii="Arial" w:hAnsi="Arial"/>
-                <w:b/>
+                <w:rFonts w:ascii="Verdana" w:hAnsi="Verdana"/>
+                <w:b w:val="0"/>
                 <w:sz w:val="16"/>
               </w:rPr>
-              <w:t>Chars</w:t>
+              <w:t>CHARS</w:t>
             </w:r>
           </w:p>
         </w:tc>
         <w:tc>
           <w:tcPr>
             <w:tcW w:type="dxa" w:w="1514"/>
-            <w:shd w:val="clear" w:color="auto" w:fill="D9E2F3"/>
+            <w:shd w:val="clear" w:color="auto" w:fill="D9D9D9"/>
           </w:tcPr>
           <w:p>
-            <w:pPr>
-              <w:jc w:val="center"/>
-            </w:pPr>
             <w:r/>
             <w:r>
               <w:rPr>
-                <w:rFonts w:ascii="Arial" w:hAnsi="Arial"/>
-                <w:b/>
+                <w:rFonts w:ascii="Verdana" w:hAnsi="Verdana"/>
+                <w:b w:val="0"/>
                 <w:sz w:val="16"/>
               </w:rPr>
-              <w:t>Note</w:t>
+              <w:t>NOTE</w:t>
             </w:r>
           </w:p>
         </w:tc>
       </w:tr>
       <w:tr>
+        <w:trPr>
+          <w:cantSplit/>
+        </w:trPr>
         <w:tc>
           <w:tcPr>
             <w:tcW w:type="dxa" w:w="1514"/>
@@ -245,7 +235,7 @@
             <w:r/>
             <w:r>
               <w:rPr>
-                <w:rFonts w:ascii="Arial" w:hAnsi="Arial"/>
+                <w:rFonts w:ascii="Verdana" w:hAnsi="Verdana"/>
                 <w:b w:val="0"/>
                 <w:sz w:val="16"/>
               </w:rPr>
@@ -261,7 +251,7 @@
             <w:r/>
             <w:r>
               <w:rPr>
-                <w:rFonts w:ascii="Arial" w:hAnsi="Arial"/>
+                <w:rFonts w:ascii="Verdana" w:hAnsi="Verdana"/>
                 <w:b w:val="0"/>
                 <w:sz w:val="16"/>
               </w:rPr>
@@ -277,7 +267,7 @@
             <w:r/>
             <w:r>
               <w:rPr>
-                <w:rFonts w:ascii="Arial" w:hAnsi="Arial"/>
+                <w:rFonts w:ascii="Verdana" w:hAnsi="Verdana"/>
                 <w:b w:val="0"/>
                 <w:sz w:val="16"/>
               </w:rPr>
@@ -293,7 +283,7 @@
             <w:r/>
             <w:r>
               <w:rPr>
-                <w:rFonts w:ascii="Arial" w:hAnsi="Arial"/>
+                <w:rFonts w:ascii="Verdana" w:hAnsi="Verdana"/>
                 <w:b w:val="0"/>
                 <w:sz w:val="16"/>
               </w:rPr>
@@ -309,7 +299,7 @@
             <w:r/>
             <w:r>
               <w:rPr>
-                <w:rFonts w:ascii="Arial" w:hAnsi="Arial"/>
+                <w:rFonts w:ascii="Verdana" w:hAnsi="Verdana"/>
                 <w:b w:val="0"/>
                 <w:sz w:val="16"/>
               </w:rPr>
@@ -325,7 +315,7 @@
             <w:r/>
             <w:r>
               <w:rPr>
-                <w:rFonts w:ascii="Arial" w:hAnsi="Arial"/>
+                <w:rFonts w:ascii="Verdana" w:hAnsi="Verdana"/>
                 <w:b w:val="0"/>
                 <w:sz w:val="16"/>
               </w:rPr>
@@ -341,7 +331,7 @@
             <w:r/>
             <w:r>
               <w:rPr>
-                <w:rFonts w:ascii="Arial" w:hAnsi="Arial"/>
+                <w:rFonts w:ascii="Verdana" w:hAnsi="Verdana"/>
                 <w:b w:val="0"/>
                 <w:sz w:val="16"/>
               </w:rPr>
@@ -357,7 +347,7 @@
             <w:r/>
             <w:r>
               <w:rPr>
-                <w:rFonts w:ascii="Arial" w:hAnsi="Arial"/>
+                <w:rFonts w:ascii="Verdana" w:hAnsi="Verdana"/>
                 <w:b w:val="0"/>
                 <w:sz w:val="16"/>
               </w:rPr>
@@ -373,7 +363,7 @@
             <w:r/>
             <w:r>
               <w:rPr>
-                <w:rFonts w:ascii="Arial" w:hAnsi="Arial"/>
+                <w:rFonts w:ascii="Verdana" w:hAnsi="Verdana"/>
                 <w:b w:val="0"/>
                 <w:sz w:val="16"/>
               </w:rPr>
@@ -389,7 +379,7 @@
             <w:r/>
             <w:r>
               <w:rPr>
-                <w:rFonts w:ascii="Arial" w:hAnsi="Arial"/>
+                <w:rFonts w:ascii="Verdana" w:hAnsi="Verdana"/>
                 <w:b w:val="0"/>
                 <w:sz w:val="16"/>
               </w:rPr>
@@ -398,6 +388,9 @@
         </w:tc>
       </w:tr>
       <w:tr>
+        <w:trPr>
+          <w:cantSplit/>
+        </w:trPr>
         <w:tc>
           <w:tcPr>
             <w:tcW w:type="dxa" w:w="1514"/>
@@ -406,7 +399,7 @@
             <w:r/>
             <w:r>
               <w:rPr>
-                <w:rFonts w:ascii="Arial" w:hAnsi="Arial"/>
+                <w:rFonts w:ascii="Verdana" w:hAnsi="Verdana"/>
                 <w:b w:val="0"/>
                 <w:sz w:val="16"/>
               </w:rPr>
@@ -422,7 +415,7 @@
             <w:r/>
             <w:r>
               <w:rPr>
-                <w:rFonts w:ascii="Arial" w:hAnsi="Arial"/>
+                <w:rFonts w:ascii="Verdana" w:hAnsi="Verdana"/>
                 <w:b w:val="0"/>
                 <w:sz w:val="16"/>
               </w:rPr>
@@ -438,7 +431,7 @@
             <w:r/>
             <w:r>
               <w:rPr>
-                <w:rFonts w:ascii="Arial" w:hAnsi="Arial"/>
+                <w:rFonts w:ascii="Verdana" w:hAnsi="Verdana"/>
                 <w:b w:val="0"/>
                 <w:sz w:val="16"/>
               </w:rPr>
@@ -454,7 +447,7 @@
             <w:r/>
             <w:r>
               <w:rPr>
-                <w:rFonts w:ascii="Arial" w:hAnsi="Arial"/>
+                <w:rFonts w:ascii="Verdana" w:hAnsi="Verdana"/>
                 <w:b w:val="0"/>
                 <w:sz w:val="16"/>
               </w:rPr>
@@ -470,7 +463,7 @@
             <w:r/>
             <w:r>
               <w:rPr>
-                <w:rFonts w:ascii="Arial" w:hAnsi="Arial"/>
+                <w:rFonts w:ascii="Verdana" w:hAnsi="Verdana"/>
                 <w:b w:val="0"/>
                 <w:sz w:val="16"/>
               </w:rPr>
@@ -486,7 +479,7 @@
             <w:r/>
             <w:r>
               <w:rPr>
-                <w:rFonts w:ascii="Arial" w:hAnsi="Arial"/>
+                <w:rFonts w:ascii="Verdana" w:hAnsi="Verdana"/>
                 <w:b w:val="0"/>
                 <w:sz w:val="16"/>
               </w:rPr>
@@ -502,7 +495,7 @@
             <w:r/>
             <w:r>
               <w:rPr>
-                <w:rFonts w:ascii="Arial" w:hAnsi="Arial"/>
+                <w:rFonts w:ascii="Verdana" w:hAnsi="Verdana"/>
                 <w:b w:val="0"/>
                 <w:sz w:val="16"/>
               </w:rPr>
@@ -518,7 +511,7 @@
             <w:r/>
             <w:r>
               <w:rPr>
-                <w:rFonts w:ascii="Arial" w:hAnsi="Arial"/>
+                <w:rFonts w:ascii="Verdana" w:hAnsi="Verdana"/>
                 <w:b w:val="0"/>
                 <w:sz w:val="16"/>
               </w:rPr>
@@ -534,7 +527,7 @@
             <w:r/>
             <w:r>
               <w:rPr>
-                <w:rFonts w:ascii="Arial" w:hAnsi="Arial"/>
+                <w:rFonts w:ascii="Verdana" w:hAnsi="Verdana"/>
                 <w:b w:val="0"/>
                 <w:sz w:val="16"/>
               </w:rPr>
@@ -550,7 +543,7 @@
             <w:r/>
             <w:r>
               <w:rPr>
-                <w:rFonts w:ascii="Arial" w:hAnsi="Arial"/>
+                <w:rFonts w:ascii="Verdana" w:hAnsi="Verdana"/>
                 <w:b w:val="0"/>
                 <w:sz w:val="16"/>
               </w:rPr>
@@ -559,6 +552,9 @@
         </w:tc>
       </w:tr>
       <w:tr>
+        <w:trPr>
+          <w:cantSplit/>
+        </w:trPr>
         <w:tc>
           <w:tcPr>
             <w:tcW w:type="dxa" w:w="1514"/>
@@ -567,7 +563,7 @@
             <w:r/>
             <w:r>
               <w:rPr>
-                <w:rFonts w:ascii="Arial" w:hAnsi="Arial"/>
+                <w:rFonts w:ascii="Verdana" w:hAnsi="Verdana"/>
                 <w:b w:val="0"/>
                 <w:sz w:val="16"/>
               </w:rPr>
@@ -583,7 +579,7 @@
             <w:r/>
             <w:r>
               <w:rPr>
-                <w:rFonts w:ascii="Arial" w:hAnsi="Arial"/>
+                <w:rFonts w:ascii="Verdana" w:hAnsi="Verdana"/>
                 <w:b w:val="0"/>
                 <w:sz w:val="16"/>
               </w:rPr>
@@ -599,7 +595,7 @@
             <w:r/>
             <w:r>
               <w:rPr>
-                <w:rFonts w:ascii="Arial" w:hAnsi="Arial"/>
+                <w:rFonts w:ascii="Verdana" w:hAnsi="Verdana"/>
                 <w:b w:val="0"/>
                 <w:sz w:val="16"/>
               </w:rPr>
@@ -615,7 +611,7 @@
             <w:r/>
             <w:r>
               <w:rPr>
-                <w:rFonts w:ascii="Arial" w:hAnsi="Arial"/>
+                <w:rFonts w:ascii="Verdana" w:hAnsi="Verdana"/>
                 <w:b w:val="0"/>
                 <w:sz w:val="16"/>
               </w:rPr>
@@ -631,7 +627,7 @@
             <w:r/>
             <w:r>
               <w:rPr>
-                <w:rFonts w:ascii="Arial" w:hAnsi="Arial"/>
+                <w:rFonts w:ascii="Verdana" w:hAnsi="Verdana"/>
                 <w:b w:val="0"/>
                 <w:sz w:val="16"/>
               </w:rPr>
@@ -647,7 +643,7 @@
             <w:r/>
             <w:r>
               <w:rPr>
-                <w:rFonts w:ascii="Arial" w:hAnsi="Arial"/>
+                <w:rFonts w:ascii="Verdana" w:hAnsi="Verdana"/>
                 <w:b w:val="0"/>
                 <w:sz w:val="16"/>
               </w:rPr>
@@ -663,7 +659,7 @@
             <w:r/>
             <w:r>
               <w:rPr>
-                <w:rFonts w:ascii="Arial" w:hAnsi="Arial"/>
+                <w:rFonts w:ascii="Verdana" w:hAnsi="Verdana"/>
                 <w:b w:val="0"/>
                 <w:sz w:val="16"/>
               </w:rPr>
@@ -679,7 +675,7 @@
             <w:r/>
             <w:r>
               <w:rPr>
-                <w:rFonts w:ascii="Arial" w:hAnsi="Arial"/>
+                <w:rFonts w:ascii="Verdana" w:hAnsi="Verdana"/>
                 <w:b w:val="0"/>
                 <w:sz w:val="16"/>
               </w:rPr>
@@ -695,7 +691,7 @@
             <w:r/>
             <w:r>
               <w:rPr>
-                <w:rFonts w:ascii="Arial" w:hAnsi="Arial"/>
+                <w:rFonts w:ascii="Verdana" w:hAnsi="Verdana"/>
                 <w:b w:val="0"/>
                 <w:sz w:val="16"/>
               </w:rPr>
@@ -711,7 +707,7 @@
             <w:r/>
             <w:r>
               <w:rPr>
-                <w:rFonts w:ascii="Arial" w:hAnsi="Arial"/>
+                <w:rFonts w:ascii="Verdana" w:hAnsi="Verdana"/>
                 <w:b w:val="0"/>
                 <w:sz w:val="16"/>
               </w:rPr>
@@ -720,6 +716,9 @@
         </w:tc>
       </w:tr>
       <w:tr>
+        <w:trPr>
+          <w:cantSplit/>
+        </w:trPr>
         <w:tc>
           <w:tcPr>
             <w:tcW w:type="dxa" w:w="1514"/>
@@ -728,7 +727,7 @@
             <w:r/>
             <w:r>
               <w:rPr>
-                <w:rFonts w:ascii="Arial" w:hAnsi="Arial"/>
+                <w:rFonts w:ascii="Verdana" w:hAnsi="Verdana"/>
                 <w:b w:val="0"/>
                 <w:sz w:val="16"/>
               </w:rPr>
@@ -744,7 +743,7 @@
             <w:r/>
             <w:r>
               <w:rPr>
-                <w:rFonts w:ascii="Arial" w:hAnsi="Arial"/>
+                <w:rFonts w:ascii="Verdana" w:hAnsi="Verdana"/>
                 <w:b w:val="0"/>
                 <w:sz w:val="16"/>
               </w:rPr>
@@ -760,7 +759,7 @@
             <w:r/>
             <w:r>
               <w:rPr>
-                <w:rFonts w:ascii="Arial" w:hAnsi="Arial"/>
+                <w:rFonts w:ascii="Verdana" w:hAnsi="Verdana"/>
                 <w:b w:val="0"/>
                 <w:sz w:val="16"/>
               </w:rPr>
@@ -776,7 +775,7 @@
             <w:r/>
             <w:r>
               <w:rPr>
-                <w:rFonts w:ascii="Arial" w:hAnsi="Arial"/>
+                <w:rFonts w:ascii="Verdana" w:hAnsi="Verdana"/>
                 <w:b w:val="0"/>
                 <w:sz w:val="16"/>
               </w:rPr>
@@ -792,7 +791,7 @@
             <w:r/>
             <w:r>
               <w:rPr>
-                <w:rFonts w:ascii="Arial" w:hAnsi="Arial"/>
+                <w:rFonts w:ascii="Verdana" w:hAnsi="Verdana"/>
                 <w:b w:val="0"/>
                 <w:sz w:val="16"/>
               </w:rPr>
@@ -808,7 +807,7 @@
             <w:r/>
             <w:r>
               <w:rPr>
-                <w:rFonts w:ascii="Arial" w:hAnsi="Arial"/>
+                <w:rFonts w:ascii="Verdana" w:hAnsi="Verdana"/>
                 <w:b w:val="0"/>
                 <w:sz w:val="16"/>
               </w:rPr>
@@ -824,7 +823,7 @@
             <w:r/>
             <w:r>
               <w:rPr>
-                <w:rFonts w:ascii="Arial" w:hAnsi="Arial"/>
+                <w:rFonts w:ascii="Verdana" w:hAnsi="Verdana"/>
                 <w:b w:val="0"/>
                 <w:sz w:val="16"/>
               </w:rPr>
@@ -840,7 +839,7 @@
             <w:r/>
             <w:r>
               <w:rPr>
-                <w:rFonts w:ascii="Arial" w:hAnsi="Arial"/>
+                <w:rFonts w:ascii="Verdana" w:hAnsi="Verdana"/>
                 <w:b w:val="0"/>
                 <w:sz w:val="16"/>
               </w:rPr>
@@ -856,7 +855,7 @@
             <w:r/>
             <w:r>
               <w:rPr>
-                <w:rFonts w:ascii="Arial" w:hAnsi="Arial"/>
+                <w:rFonts w:ascii="Verdana" w:hAnsi="Verdana"/>
                 <w:b w:val="0"/>
                 <w:sz w:val="16"/>
               </w:rPr>
@@ -872,7 +871,7 @@
             <w:r/>
             <w:r>
               <w:rPr>
-                <w:rFonts w:ascii="Arial" w:hAnsi="Arial"/>
+                <w:rFonts w:ascii="Verdana" w:hAnsi="Verdana"/>
                 <w:b w:val="0"/>
                 <w:sz w:val="16"/>
               </w:rPr>
@@ -881,6 +880,9 @@
         </w:tc>
       </w:tr>
       <w:tr>
+        <w:trPr>
+          <w:cantSplit/>
+        </w:trPr>
         <w:tc>
           <w:tcPr>
             <w:tcW w:type="dxa" w:w="1514"/>
@@ -889,7 +891,7 @@
             <w:r/>
             <w:r>
               <w:rPr>
-                <w:rFonts w:ascii="Arial" w:hAnsi="Arial"/>
+                <w:rFonts w:ascii="Verdana" w:hAnsi="Verdana"/>
                 <w:b w:val="0"/>
                 <w:sz w:val="16"/>
               </w:rPr>
@@ -905,7 +907,7 @@
             <w:r/>
             <w:r>
               <w:rPr>
-                <w:rFonts w:ascii="Arial" w:hAnsi="Arial"/>
+                <w:rFonts w:ascii="Verdana" w:hAnsi="Verdana"/>
                 <w:b w:val="0"/>
                 <w:sz w:val="16"/>
               </w:rPr>
@@ -921,7 +923,7 @@
             <w:r/>
             <w:r>
               <w:rPr>
-                <w:rFonts w:ascii="Arial" w:hAnsi="Arial"/>
+                <w:rFonts w:ascii="Verdana" w:hAnsi="Verdana"/>
                 <w:b w:val="0"/>
                 <w:sz w:val="16"/>
               </w:rPr>
@@ -937,7 +939,7 @@
             <w:r/>
             <w:r>
               <w:rPr>
-                <w:rFonts w:ascii="Arial" w:hAnsi="Arial"/>
+                <w:rFonts w:ascii="Verdana" w:hAnsi="Verdana"/>
                 <w:b w:val="0"/>
                 <w:sz w:val="16"/>
               </w:rPr>
@@ -953,7 +955,7 @@
             <w:r/>
             <w:r>
               <w:rPr>
-                <w:rFonts w:ascii="Arial" w:hAnsi="Arial"/>
+                <w:rFonts w:ascii="Verdana" w:hAnsi="Verdana"/>
                 <w:b w:val="0"/>
                 <w:sz w:val="16"/>
               </w:rPr>
@@ -969,7 +971,7 @@
             <w:r/>
             <w:r>
               <w:rPr>
-                <w:rFonts w:ascii="Arial" w:hAnsi="Arial"/>
+                <w:rFonts w:ascii="Verdana" w:hAnsi="Verdana"/>
                 <w:b w:val="0"/>
                 <w:sz w:val="16"/>
               </w:rPr>
@@ -985,7 +987,7 @@
             <w:r/>
             <w:r>
               <w:rPr>
-                <w:rFonts w:ascii="Arial" w:hAnsi="Arial"/>
+                <w:rFonts w:ascii="Verdana" w:hAnsi="Verdana"/>
                 <w:b w:val="0"/>
                 <w:sz w:val="16"/>
               </w:rPr>
@@ -1001,7 +1003,7 @@
             <w:r/>
             <w:r>
               <w:rPr>
-                <w:rFonts w:ascii="Arial" w:hAnsi="Arial"/>
+                <w:rFonts w:ascii="Verdana" w:hAnsi="Verdana"/>
                 <w:b w:val="0"/>
                 <w:sz w:val="16"/>
               </w:rPr>
@@ -1017,7 +1019,7 @@
             <w:r/>
             <w:r>
               <w:rPr>
-                <w:rFonts w:ascii="Arial" w:hAnsi="Arial"/>
+                <w:rFonts w:ascii="Verdana" w:hAnsi="Verdana"/>
                 <w:b w:val="0"/>
                 <w:sz w:val="16"/>
               </w:rPr>
@@ -1033,7 +1035,7 @@
             <w:r/>
             <w:r>
               <w:rPr>
-                <w:rFonts w:ascii="Arial" w:hAnsi="Arial"/>
+                <w:rFonts w:ascii="Verdana" w:hAnsi="Verdana"/>
                 <w:b w:val="0"/>
                 <w:sz w:val="16"/>
               </w:rPr>
@@ -1042,6 +1044,9 @@
         </w:tc>
       </w:tr>
       <w:tr>
+        <w:trPr>
+          <w:cantSplit/>
+        </w:trPr>
         <w:tc>
           <w:tcPr>
             <w:tcW w:type="dxa" w:w="1514"/>
@@ -1050,7 +1055,7 @@
             <w:r/>
             <w:r>
               <w:rPr>
-                <w:rFonts w:ascii="Arial" w:hAnsi="Arial"/>
+                <w:rFonts w:ascii="Verdana" w:hAnsi="Verdana"/>
                 <w:b w:val="0"/>
                 <w:sz w:val="16"/>
               </w:rPr>
@@ -1066,7 +1071,7 @@
             <w:r/>
             <w:r>
               <w:rPr>
-                <w:rFonts w:ascii="Arial" w:hAnsi="Arial"/>
+                <w:rFonts w:ascii="Verdana" w:hAnsi="Verdana"/>
                 <w:b w:val="0"/>
                 <w:sz w:val="16"/>
               </w:rPr>
@@ -1082,7 +1087,7 @@
             <w:r/>
             <w:r>
               <w:rPr>
-                <w:rFonts w:ascii="Arial" w:hAnsi="Arial"/>
+                <w:rFonts w:ascii="Verdana" w:hAnsi="Verdana"/>
                 <w:b w:val="0"/>
                 <w:sz w:val="16"/>
               </w:rPr>
@@ -1098,7 +1103,7 @@
             <w:r/>
             <w:r>
               <w:rPr>
-                <w:rFonts w:ascii="Arial" w:hAnsi="Arial"/>
+                <w:rFonts w:ascii="Verdana" w:hAnsi="Verdana"/>
                 <w:b w:val="0"/>
                 <w:sz w:val="16"/>
               </w:rPr>
@@ -1114,7 +1119,7 @@
             <w:r/>
             <w:r>
               <w:rPr>
-                <w:rFonts w:ascii="Arial" w:hAnsi="Arial"/>
+                <w:rFonts w:ascii="Verdana" w:hAnsi="Verdana"/>
                 <w:b w:val="0"/>
                 <w:sz w:val="16"/>
               </w:rPr>
@@ -1130,7 +1135,7 @@
             <w:r/>
             <w:r>
               <w:rPr>
-                <w:rFonts w:ascii="Arial" w:hAnsi="Arial"/>
+                <w:rFonts w:ascii="Verdana" w:hAnsi="Verdana"/>
                 <w:b w:val="0"/>
                 <w:sz w:val="16"/>
               </w:rPr>
@@ -1146,7 +1151,7 @@
             <w:r/>
             <w:r>
               <w:rPr>
-                <w:rFonts w:ascii="Arial" w:hAnsi="Arial"/>
+                <w:rFonts w:ascii="Verdana" w:hAnsi="Verdana"/>
                 <w:b w:val="0"/>
                 <w:sz w:val="16"/>
               </w:rPr>
@@ -1162,7 +1167,7 @@
             <w:r/>
             <w:r>
               <w:rPr>
-                <w:rFonts w:ascii="Arial" w:hAnsi="Arial"/>
+                <w:rFonts w:ascii="Verdana" w:hAnsi="Verdana"/>
                 <w:b w:val="0"/>
                 <w:sz w:val="16"/>
               </w:rPr>
@@ -1178,7 +1183,7 @@
             <w:r/>
             <w:r>
               <w:rPr>
-                <w:rFonts w:ascii="Arial" w:hAnsi="Arial"/>
+                <w:rFonts w:ascii="Verdana" w:hAnsi="Verdana"/>
                 <w:b w:val="0"/>
                 <w:sz w:val="16"/>
               </w:rPr>
@@ -1194,7 +1199,7 @@
             <w:r/>
             <w:r>
               <w:rPr>
-                <w:rFonts w:ascii="Arial" w:hAnsi="Arial"/>
+                <w:rFonts w:ascii="Verdana" w:hAnsi="Verdana"/>
                 <w:b w:val="0"/>
                 <w:sz w:val="16"/>
               </w:rPr>
@@ -1203,6 +1208,9 @@
         </w:tc>
       </w:tr>
       <w:tr>
+        <w:trPr>
+          <w:cantSplit/>
+        </w:trPr>
         <w:tc>
           <w:tcPr>
             <w:tcW w:type="dxa" w:w="1514"/>
@@ -1211,7 +1219,7 @@
             <w:r/>
             <w:r>
               <w:rPr>
-                <w:rFonts w:ascii="Arial" w:hAnsi="Arial"/>
+                <w:rFonts w:ascii="Verdana" w:hAnsi="Verdana"/>
                 <w:b w:val="0"/>
                 <w:sz w:val="16"/>
               </w:rPr>
@@ -1227,7 +1235,7 @@
             <w:r/>
             <w:r>
               <w:rPr>
-                <w:rFonts w:ascii="Arial" w:hAnsi="Arial"/>
+                <w:rFonts w:ascii="Verdana" w:hAnsi="Verdana"/>
                 <w:b w:val="0"/>
                 <w:sz w:val="16"/>
               </w:rPr>
@@ -1243,7 +1251,7 @@
             <w:r/>
             <w:r>
               <w:rPr>
-                <w:rFonts w:ascii="Arial" w:hAnsi="Arial"/>
+                <w:rFonts w:ascii="Verdana" w:hAnsi="Verdana"/>
                 <w:b w:val="0"/>
                 <w:sz w:val="16"/>
               </w:rPr>
@@ -1259,7 +1267,7 @@
             <w:r/>
             <w:r>
               <w:rPr>
-                <w:rFonts w:ascii="Arial" w:hAnsi="Arial"/>
+                <w:rFonts w:ascii="Verdana" w:hAnsi="Verdana"/>
                 <w:b w:val="0"/>
                 <w:sz w:val="16"/>
               </w:rPr>
@@ -1275,7 +1283,7 @@
             <w:r/>
             <w:r>
               <w:rPr>
-                <w:rFonts w:ascii="Arial" w:hAnsi="Arial"/>
+                <w:rFonts w:ascii="Verdana" w:hAnsi="Verdana"/>
                 <w:b w:val="0"/>
                 <w:sz w:val="16"/>
               </w:rPr>
@@ -1291,7 +1299,7 @@
             <w:r/>
             <w:r>
               <w:rPr>
-                <w:rFonts w:ascii="Arial" w:hAnsi="Arial"/>
+                <w:rFonts w:ascii="Verdana" w:hAnsi="Verdana"/>
                 <w:b w:val="0"/>
                 <w:sz w:val="16"/>
               </w:rPr>
@@ -1307,7 +1315,7 @@
             <w:r/>
             <w:r>
               <w:rPr>
-                <w:rFonts w:ascii="Arial" w:hAnsi="Arial"/>
+                <w:rFonts w:ascii="Verdana" w:hAnsi="Verdana"/>
                 <w:b w:val="0"/>
                 <w:sz w:val="16"/>
               </w:rPr>
@@ -1323,7 +1331,7 @@
             <w:r/>
             <w:r>
               <w:rPr>
-                <w:rFonts w:ascii="Arial" w:hAnsi="Arial"/>
+                <w:rFonts w:ascii="Verdana" w:hAnsi="Verdana"/>
                 <w:b w:val="0"/>
                 <w:sz w:val="16"/>
               </w:rPr>
@@ -1339,7 +1347,7 @@
             <w:r/>
             <w:r>
               <w:rPr>
-                <w:rFonts w:ascii="Arial" w:hAnsi="Arial"/>
+                <w:rFonts w:ascii="Verdana" w:hAnsi="Verdana"/>
                 <w:b w:val="0"/>
                 <w:sz w:val="16"/>
               </w:rPr>
@@ -1355,7 +1363,7 @@
             <w:r/>
             <w:r>
               <w:rPr>
-                <w:rFonts w:ascii="Arial" w:hAnsi="Arial"/>
+                <w:rFonts w:ascii="Verdana" w:hAnsi="Verdana"/>
                 <w:b w:val="0"/>
                 <w:sz w:val="16"/>
               </w:rPr>
@@ -1364,6 +1372,9 @@
         </w:tc>
       </w:tr>
       <w:tr>
+        <w:trPr>
+          <w:cantSplit/>
+        </w:trPr>
         <w:tc>
           <w:tcPr>
             <w:tcW w:type="dxa" w:w="1514"/>
@@ -1372,7 +1383,7 @@
             <w:r/>
             <w:r>
               <w:rPr>
-                <w:rFonts w:ascii="Arial" w:hAnsi="Arial"/>
+                <w:rFonts w:ascii="Verdana" w:hAnsi="Verdana"/>
                 <w:b w:val="0"/>
                 <w:sz w:val="16"/>
               </w:rPr>
@@ -1388,7 +1399,7 @@
             <w:r/>
             <w:r>
               <w:rPr>
-                <w:rFonts w:ascii="Arial" w:hAnsi="Arial"/>
+                <w:rFonts w:ascii="Verdana" w:hAnsi="Verdana"/>
                 <w:b w:val="0"/>
                 <w:sz w:val="16"/>
               </w:rPr>
@@ -1404,7 +1415,7 @@
             <w:r/>
             <w:r>
               <w:rPr>
-                <w:rFonts w:ascii="Arial" w:hAnsi="Arial"/>
+                <w:rFonts w:ascii="Verdana" w:hAnsi="Verdana"/>
                 <w:b w:val="0"/>
                 <w:sz w:val="16"/>
               </w:rPr>
@@ -1420,7 +1431,7 @@
             <w:r/>
             <w:r>
               <w:rPr>
-                <w:rFonts w:ascii="Arial" w:hAnsi="Arial"/>
+                <w:rFonts w:ascii="Verdana" w:hAnsi="Verdana"/>
                 <w:b w:val="0"/>
                 <w:sz w:val="16"/>
               </w:rPr>
@@ -1436,7 +1447,7 @@
             <w:r/>
             <w:r>
               <w:rPr>
-                <w:rFonts w:ascii="Arial" w:hAnsi="Arial"/>
+                <w:rFonts w:ascii="Verdana" w:hAnsi="Verdana"/>
                 <w:b w:val="0"/>
                 <w:sz w:val="16"/>
               </w:rPr>
@@ -1452,7 +1463,7 @@
             <w:r/>
             <w:r>
               <w:rPr>
-                <w:rFonts w:ascii="Arial" w:hAnsi="Arial"/>
+                <w:rFonts w:ascii="Verdana" w:hAnsi="Verdana"/>
                 <w:b w:val="0"/>
                 <w:sz w:val="16"/>
               </w:rPr>
@@ -1468,7 +1479,7 @@
             <w:r/>
             <w:r>
               <w:rPr>
-                <w:rFonts w:ascii="Arial" w:hAnsi="Arial"/>
+                <w:rFonts w:ascii="Verdana" w:hAnsi="Verdana"/>
                 <w:b w:val="0"/>
                 <w:sz w:val="16"/>
               </w:rPr>
@@ -1484,7 +1495,7 @@
             <w:r/>
             <w:r>
               <w:rPr>
-                <w:rFonts w:ascii="Arial" w:hAnsi="Arial"/>
+                <w:rFonts w:ascii="Verdana" w:hAnsi="Verdana"/>
                 <w:b w:val="0"/>
                 <w:sz w:val="16"/>
               </w:rPr>
@@ -1500,7 +1511,7 @@
             <w:r/>
             <w:r>
               <w:rPr>
-                <w:rFonts w:ascii="Arial" w:hAnsi="Arial"/>
+                <w:rFonts w:ascii="Verdana" w:hAnsi="Verdana"/>
                 <w:b w:val="0"/>
                 <w:sz w:val="16"/>
               </w:rPr>
@@ -1516,7 +1527,7 @@
             <w:r/>
             <w:r>
               <w:rPr>
-                <w:rFonts w:ascii="Arial" w:hAnsi="Arial"/>
+                <w:rFonts w:ascii="Verdana" w:hAnsi="Verdana"/>
                 <w:b w:val="0"/>
                 <w:sz w:val="16"/>
               </w:rPr>
@@ -1525,6 +1536,9 @@
         </w:tc>
       </w:tr>
       <w:tr>
+        <w:trPr>
+          <w:cantSplit/>
+        </w:trPr>
         <w:tc>
           <w:tcPr>
             <w:tcW w:type="dxa" w:w="1514"/>
@@ -1533,7 +1547,7 @@
             <w:r/>
             <w:r>
               <w:rPr>
-                <w:rFonts w:ascii="Arial" w:hAnsi="Arial"/>
+                <w:rFonts w:ascii="Verdana" w:hAnsi="Verdana"/>
                 <w:b w:val="0"/>
                 <w:sz w:val="16"/>
               </w:rPr>
@@ -1549,7 +1563,7 @@
             <w:r/>
             <w:r>
               <w:rPr>
-                <w:rFonts w:ascii="Arial" w:hAnsi="Arial"/>
+                <w:rFonts w:ascii="Verdana" w:hAnsi="Verdana"/>
                 <w:b w:val="0"/>
                 <w:sz w:val="16"/>
               </w:rPr>
@@ -1565,7 +1579,7 @@
             <w:r/>
             <w:r>
               <w:rPr>
-                <w:rFonts w:ascii="Arial" w:hAnsi="Arial"/>
+                <w:rFonts w:ascii="Verdana" w:hAnsi="Verdana"/>
                 <w:b w:val="0"/>
                 <w:sz w:val="16"/>
               </w:rPr>
@@ -1581,7 +1595,7 @@
             <w:r/>
             <w:r>
               <w:rPr>
-                <w:rFonts w:ascii="Arial" w:hAnsi="Arial"/>
+                <w:rFonts w:ascii="Verdana" w:hAnsi="Verdana"/>
                 <w:b w:val="0"/>
                 <w:sz w:val="16"/>
               </w:rPr>
@@ -1597,7 +1611,7 @@
             <w:r/>
             <w:r>
               <w:rPr>
-                <w:rFonts w:ascii="Arial" w:hAnsi="Arial"/>
+                <w:rFonts w:ascii="Verdana" w:hAnsi="Verdana"/>
                 <w:b w:val="0"/>
                 <w:sz w:val="16"/>
               </w:rPr>
@@ -1613,7 +1627,7 @@
             <w:r/>
             <w:r>
               <w:rPr>
-                <w:rFonts w:ascii="Arial" w:hAnsi="Arial"/>
+                <w:rFonts w:ascii="Verdana" w:hAnsi="Verdana"/>
                 <w:b w:val="0"/>
                 <w:sz w:val="16"/>
               </w:rPr>
@@ -1629,7 +1643,7 @@
             <w:r/>
             <w:r>
               <w:rPr>
-                <w:rFonts w:ascii="Arial" w:hAnsi="Arial"/>
+                <w:rFonts w:ascii="Verdana" w:hAnsi="Verdana"/>
                 <w:b w:val="0"/>
                 <w:sz w:val="16"/>
               </w:rPr>
@@ -1645,7 +1659,7 @@
             <w:r/>
             <w:r>
               <w:rPr>
-                <w:rFonts w:ascii="Arial" w:hAnsi="Arial"/>
+                <w:rFonts w:ascii="Verdana" w:hAnsi="Verdana"/>
                 <w:b w:val="0"/>
                 <w:sz w:val="16"/>
               </w:rPr>
@@ -1661,7 +1675,7 @@
             <w:r/>
             <w:r>
               <w:rPr>
-                <w:rFonts w:ascii="Arial" w:hAnsi="Arial"/>
+                <w:rFonts w:ascii="Verdana" w:hAnsi="Verdana"/>
                 <w:b w:val="0"/>
                 <w:sz w:val="16"/>
               </w:rPr>
@@ -1677,16 +1691,19 @@
             <w:r/>
             <w:r>
               <w:rPr>
-                <w:rFonts w:ascii="Arial" w:hAnsi="Arial"/>
+                <w:rFonts w:ascii="Verdana" w:hAnsi="Verdana"/>
                 <w:b w:val="0"/>
                 <w:sz w:val="16"/>
               </w:rPr>
-              <w:t>Note 81: The nominal range for the surface soil moisture is 0% - 100%. In extreme cases, the extrapolated backscatter at 40 degrees incidence angle may exceed the dry or the wet backscatter reference. In these cases, the value provided by the measurement process of surface soil moisture is, respectively,less than 0% or more than 100%.</w:t>
+              <w:t>Note 81: Gamma radiation dose rate 0 24 014 is intended to be used for reporting of this element under normal conditions, nuclear accidents excluded.</w:t>
             </w:r>
           </w:p>
         </w:tc>
       </w:tr>
       <w:tr>
+        <w:trPr>
+          <w:cantSplit/>
+        </w:trPr>
         <w:tc>
           <w:tcPr>
             <w:tcW w:type="dxa" w:w="1514"/>
@@ -1695,7 +1712,7 @@
             <w:r/>
             <w:r>
               <w:rPr>
-                <w:rFonts w:ascii="Arial" w:hAnsi="Arial"/>
+                <w:rFonts w:ascii="Verdana" w:hAnsi="Verdana"/>
                 <w:b w:val="0"/>
                 <w:sz w:val="16"/>
               </w:rPr>
@@ -1711,7 +1728,7 @@
             <w:r/>
             <w:r>
               <w:rPr>
-                <w:rFonts w:ascii="Arial" w:hAnsi="Arial"/>
+                <w:rFonts w:ascii="Verdana" w:hAnsi="Verdana"/>
                 <w:b w:val="0"/>
                 <w:sz w:val="16"/>
               </w:rPr>
@@ -1727,7 +1744,7 @@
             <w:r/>
             <w:r>
               <w:rPr>
-                <w:rFonts w:ascii="Arial" w:hAnsi="Arial"/>
+                <w:rFonts w:ascii="Verdana" w:hAnsi="Verdana"/>
                 <w:b w:val="0"/>
                 <w:sz w:val="16"/>
               </w:rPr>
@@ -1743,7 +1760,7 @@
             <w:r/>
             <w:r>
               <w:rPr>
-                <w:rFonts w:ascii="Arial" w:hAnsi="Arial"/>
+                <w:rFonts w:ascii="Verdana" w:hAnsi="Verdana"/>
                 <w:b w:val="0"/>
                 <w:sz w:val="16"/>
               </w:rPr>
@@ -1759,7 +1776,7 @@
             <w:r/>
             <w:r>
               <w:rPr>
-                <w:rFonts w:ascii="Arial" w:hAnsi="Arial"/>
+                <w:rFonts w:ascii="Verdana" w:hAnsi="Verdana"/>
                 <w:b w:val="0"/>
                 <w:sz w:val="16"/>
               </w:rPr>
@@ -1775,7 +1792,7 @@
             <w:r/>
             <w:r>
               <w:rPr>
-                <w:rFonts w:ascii="Arial" w:hAnsi="Arial"/>
+                <w:rFonts w:ascii="Verdana" w:hAnsi="Verdana"/>
                 <w:b w:val="0"/>
                 <w:sz w:val="16"/>
               </w:rPr>
@@ -1791,7 +1808,7 @@
             <w:r/>
             <w:r>
               <w:rPr>
-                <w:rFonts w:ascii="Arial" w:hAnsi="Arial"/>
+                <w:rFonts w:ascii="Verdana" w:hAnsi="Verdana"/>
                 <w:b w:val="0"/>
                 <w:sz w:val="16"/>
               </w:rPr>
@@ -1807,7 +1824,7 @@
             <w:r/>
             <w:r>
               <w:rPr>
-                <w:rFonts w:ascii="Arial" w:hAnsi="Arial"/>
+                <w:rFonts w:ascii="Verdana" w:hAnsi="Verdana"/>
                 <w:b w:val="0"/>
                 <w:sz w:val="16"/>
               </w:rPr>
@@ -1823,7 +1840,7 @@
             <w:r/>
             <w:r>
               <w:rPr>
-                <w:rFonts w:ascii="Arial" w:hAnsi="Arial"/>
+                <w:rFonts w:ascii="Verdana" w:hAnsi="Verdana"/>
                 <w:b w:val="0"/>
                 <w:sz w:val="16"/>
               </w:rPr>
@@ -1839,7 +1856,7 @@
             <w:r/>
             <w:r>
               <w:rPr>
-                <w:rFonts w:ascii="Arial" w:hAnsi="Arial"/>
+                <w:rFonts w:ascii="Verdana" w:hAnsi="Verdana"/>
                 <w:b w:val="0"/>
                 <w:sz w:val="16"/>
               </w:rPr>
@@ -1848,6 +1865,9 @@
         </w:tc>
       </w:tr>
       <w:tr>
+        <w:trPr>
+          <w:cantSplit/>
+        </w:trPr>
         <w:tc>
           <w:tcPr>
             <w:tcW w:type="dxa" w:w="1514"/>
@@ -1856,7 +1876,7 @@
             <w:r/>
             <w:r>
               <w:rPr>
-                <w:rFonts w:ascii="Arial" w:hAnsi="Arial"/>
+                <w:rFonts w:ascii="Verdana" w:hAnsi="Verdana"/>
                 <w:b w:val="0"/>
                 <w:sz w:val="16"/>
               </w:rPr>
@@ -1872,7 +1892,7 @@
             <w:r/>
             <w:r>
               <w:rPr>
-                <w:rFonts w:ascii="Arial" w:hAnsi="Arial"/>
+                <w:rFonts w:ascii="Verdana" w:hAnsi="Verdana"/>
                 <w:b w:val="0"/>
                 <w:sz w:val="16"/>
               </w:rPr>
@@ -1888,7 +1908,7 @@
             <w:r/>
             <w:r>
               <w:rPr>
-                <w:rFonts w:ascii="Arial" w:hAnsi="Arial"/>
+                <w:rFonts w:ascii="Verdana" w:hAnsi="Verdana"/>
                 <w:b w:val="0"/>
                 <w:sz w:val="16"/>
               </w:rPr>
@@ -1904,7 +1924,7 @@
             <w:r/>
             <w:r>
               <w:rPr>
-                <w:rFonts w:ascii="Arial" w:hAnsi="Arial"/>
+                <w:rFonts w:ascii="Verdana" w:hAnsi="Verdana"/>
                 <w:b w:val="0"/>
                 <w:sz w:val="16"/>
               </w:rPr>
@@ -1920,7 +1940,7 @@
             <w:r/>
             <w:r>
               <w:rPr>
-                <w:rFonts w:ascii="Arial" w:hAnsi="Arial"/>
+                <w:rFonts w:ascii="Verdana" w:hAnsi="Verdana"/>
                 <w:b w:val="0"/>
                 <w:sz w:val="16"/>
               </w:rPr>
@@ -1936,7 +1956,7 @@
             <w:r/>
             <w:r>
               <w:rPr>
-                <w:rFonts w:ascii="Arial" w:hAnsi="Arial"/>
+                <w:rFonts w:ascii="Verdana" w:hAnsi="Verdana"/>
                 <w:b w:val="0"/>
                 <w:sz w:val="16"/>
               </w:rPr>
@@ -1952,7 +1972,7 @@
             <w:r/>
             <w:r>
               <w:rPr>
-                <w:rFonts w:ascii="Arial" w:hAnsi="Arial"/>
+                <w:rFonts w:ascii="Verdana" w:hAnsi="Verdana"/>
                 <w:b w:val="0"/>
                 <w:sz w:val="16"/>
               </w:rPr>
@@ -1968,7 +1988,7 @@
             <w:r/>
             <w:r>
               <w:rPr>
-                <w:rFonts w:ascii="Arial" w:hAnsi="Arial"/>
+                <w:rFonts w:ascii="Verdana" w:hAnsi="Verdana"/>
                 <w:b w:val="0"/>
                 <w:sz w:val="16"/>
               </w:rPr>
@@ -1984,7 +2004,7 @@
             <w:r/>
             <w:r>
               <w:rPr>
-                <w:rFonts w:ascii="Arial" w:hAnsi="Arial"/>
+                <w:rFonts w:ascii="Verdana" w:hAnsi="Verdana"/>
                 <w:b w:val="0"/>
                 <w:sz w:val="16"/>
               </w:rPr>
@@ -2000,7 +2020,7 @@
             <w:r/>
             <w:r>
               <w:rPr>
-                <w:rFonts w:ascii="Arial" w:hAnsi="Arial"/>
+                <w:rFonts w:ascii="Verdana" w:hAnsi="Verdana"/>
                 <w:b w:val="0"/>
                 <w:sz w:val="16"/>
               </w:rPr>
@@ -2009,6 +2029,9 @@
         </w:tc>
       </w:tr>
       <w:tr>
+        <w:trPr>
+          <w:cantSplit/>
+        </w:trPr>
         <w:tc>
           <w:tcPr>
             <w:tcW w:type="dxa" w:w="1514"/>
@@ -2017,7 +2040,7 @@
             <w:r/>
             <w:r>
               <w:rPr>
-                <w:rFonts w:ascii="Arial" w:hAnsi="Arial"/>
+                <w:rFonts w:ascii="Verdana" w:hAnsi="Verdana"/>
                 <w:b w:val="0"/>
                 <w:sz w:val="16"/>
               </w:rPr>
@@ -2033,7 +2056,7 @@
             <w:r/>
             <w:r>
               <w:rPr>
-                <w:rFonts w:ascii="Arial" w:hAnsi="Arial"/>
+                <w:rFonts w:ascii="Verdana" w:hAnsi="Verdana"/>
                 <w:b w:val="0"/>
                 <w:sz w:val="16"/>
               </w:rPr>
@@ -2049,7 +2072,7 @@
             <w:r/>
             <w:r>
               <w:rPr>
-                <w:rFonts w:ascii="Arial" w:hAnsi="Arial"/>
+                <w:rFonts w:ascii="Verdana" w:hAnsi="Verdana"/>
                 <w:b w:val="0"/>
                 <w:sz w:val="16"/>
               </w:rPr>
@@ -2065,7 +2088,7 @@
             <w:r/>
             <w:r>
               <w:rPr>
-                <w:rFonts w:ascii="Arial" w:hAnsi="Arial"/>
+                <w:rFonts w:ascii="Verdana" w:hAnsi="Verdana"/>
                 <w:b w:val="0"/>
                 <w:sz w:val="16"/>
               </w:rPr>
@@ -2081,7 +2104,7 @@
             <w:r/>
             <w:r>
               <w:rPr>
-                <w:rFonts w:ascii="Arial" w:hAnsi="Arial"/>
+                <w:rFonts w:ascii="Verdana" w:hAnsi="Verdana"/>
                 <w:b w:val="0"/>
                 <w:sz w:val="16"/>
               </w:rPr>
@@ -2097,7 +2120,7 @@
             <w:r/>
             <w:r>
               <w:rPr>
-                <w:rFonts w:ascii="Arial" w:hAnsi="Arial"/>
+                <w:rFonts w:ascii="Verdana" w:hAnsi="Verdana"/>
                 <w:b w:val="0"/>
                 <w:sz w:val="16"/>
               </w:rPr>
@@ -2113,7 +2136,7 @@
             <w:r/>
             <w:r>
               <w:rPr>
-                <w:rFonts w:ascii="Arial" w:hAnsi="Arial"/>
+                <w:rFonts w:ascii="Verdana" w:hAnsi="Verdana"/>
                 <w:b w:val="0"/>
                 <w:sz w:val="16"/>
               </w:rPr>
@@ -2129,7 +2152,7 @@
             <w:r/>
             <w:r>
               <w:rPr>
-                <w:rFonts w:ascii="Arial" w:hAnsi="Arial"/>
+                <w:rFonts w:ascii="Verdana" w:hAnsi="Verdana"/>
                 <w:b w:val="0"/>
                 <w:sz w:val="16"/>
               </w:rPr>
@@ -2145,7 +2168,7 @@
             <w:r/>
             <w:r>
               <w:rPr>
-                <w:rFonts w:ascii="Arial" w:hAnsi="Arial"/>
+                <w:rFonts w:ascii="Verdana" w:hAnsi="Verdana"/>
                 <w:b w:val="0"/>
                 <w:sz w:val="16"/>
               </w:rPr>
@@ -2161,7 +2184,7 @@
             <w:r/>
             <w:r>
               <w:rPr>
-                <w:rFonts w:ascii="Arial" w:hAnsi="Arial"/>
+                <w:rFonts w:ascii="Verdana" w:hAnsi="Verdana"/>
                 <w:b w:val="0"/>
                 <w:sz w:val="16"/>
               </w:rPr>
@@ -2170,6 +2193,9 @@
         </w:tc>
       </w:tr>
       <w:tr>
+        <w:trPr>
+          <w:cantSplit/>
+        </w:trPr>
         <w:tc>
           <w:tcPr>
             <w:tcW w:type="dxa" w:w="1514"/>
@@ -2178,7 +2204,7 @@
             <w:r/>
             <w:r>
               <w:rPr>
-                <w:rFonts w:ascii="Arial" w:hAnsi="Arial"/>
+                <w:rFonts w:ascii="Verdana" w:hAnsi="Verdana"/>
                 <w:b w:val="0"/>
                 <w:sz w:val="16"/>
               </w:rPr>
@@ -2194,7 +2220,7 @@
             <w:r/>
             <w:r>
               <w:rPr>
-                <w:rFonts w:ascii="Arial" w:hAnsi="Arial"/>
+                <w:rFonts w:ascii="Verdana" w:hAnsi="Verdana"/>
                 <w:b w:val="0"/>
                 <w:sz w:val="16"/>
               </w:rPr>
@@ -2210,7 +2236,7 @@
             <w:r/>
             <w:r>
               <w:rPr>
-                <w:rFonts w:ascii="Arial" w:hAnsi="Arial"/>
+                <w:rFonts w:ascii="Verdana" w:hAnsi="Verdana"/>
                 <w:b w:val="0"/>
                 <w:sz w:val="16"/>
               </w:rPr>
@@ -2226,7 +2252,7 @@
             <w:r/>
             <w:r>
               <w:rPr>
-                <w:rFonts w:ascii="Arial" w:hAnsi="Arial"/>
+                <w:rFonts w:ascii="Verdana" w:hAnsi="Verdana"/>
                 <w:b w:val="0"/>
                 <w:sz w:val="16"/>
               </w:rPr>
@@ -2242,7 +2268,7 @@
             <w:r/>
             <w:r>
               <w:rPr>
-                <w:rFonts w:ascii="Arial" w:hAnsi="Arial"/>
+                <w:rFonts w:ascii="Verdana" w:hAnsi="Verdana"/>
                 <w:b w:val="0"/>
                 <w:sz w:val="16"/>
               </w:rPr>
@@ -2258,7 +2284,7 @@
             <w:r/>
             <w:r>
               <w:rPr>
-                <w:rFonts w:ascii="Arial" w:hAnsi="Arial"/>
+                <w:rFonts w:ascii="Verdana" w:hAnsi="Verdana"/>
                 <w:b w:val="0"/>
                 <w:sz w:val="16"/>
               </w:rPr>
@@ -2274,7 +2300,7 @@
             <w:r/>
             <w:r>
               <w:rPr>
-                <w:rFonts w:ascii="Arial" w:hAnsi="Arial"/>
+                <w:rFonts w:ascii="Verdana" w:hAnsi="Verdana"/>
                 <w:b w:val="0"/>
                 <w:sz w:val="16"/>
               </w:rPr>
@@ -2290,7 +2316,7 @@
             <w:r/>
             <w:r>
               <w:rPr>
-                <w:rFonts w:ascii="Arial" w:hAnsi="Arial"/>
+                <w:rFonts w:ascii="Verdana" w:hAnsi="Verdana"/>
                 <w:b w:val="0"/>
                 <w:sz w:val="16"/>
               </w:rPr>
@@ -2306,7 +2332,7 @@
             <w:r/>
             <w:r>
               <w:rPr>
-                <w:rFonts w:ascii="Arial" w:hAnsi="Arial"/>
+                <w:rFonts w:ascii="Verdana" w:hAnsi="Verdana"/>
                 <w:b w:val="0"/>
                 <w:sz w:val="16"/>
               </w:rPr>
@@ -2322,7 +2348,7 @@
             <w:r/>
             <w:r>
               <w:rPr>
-                <w:rFonts w:ascii="Arial" w:hAnsi="Arial"/>
+                <w:rFonts w:ascii="Verdana" w:hAnsi="Verdana"/>
                 <w:b w:val="0"/>
                 <w:sz w:val="16"/>
               </w:rPr>

--- a/docx/en/BUFRCREX_TableB_en_24.docx
+++ b/docx/en/BUFRCREX_TableB_en_24.docx
@@ -239,7 +239,7 @@
                 <w:b w:val="0"/>
                 <w:sz w:val="16"/>
               </w:rPr>
-              <w:t>024001</w:t>
+              <w:t>0 24 001</w:t>
             </w:r>
           </w:p>
         </w:tc>
@@ -403,7 +403,7 @@
                 <w:b w:val="0"/>
                 <w:sz w:val="16"/>
               </w:rPr>
-              <w:t>024002</w:t>
+              <w:t>0 24 002</w:t>
             </w:r>
           </w:p>
         </w:tc>
@@ -567,7 +567,7 @@
                 <w:b w:val="0"/>
                 <w:sz w:val="16"/>
               </w:rPr>
-              <w:t>024003</w:t>
+              <w:t>0 24 003</w:t>
             </w:r>
           </w:p>
         </w:tc>
@@ -731,7 +731,7 @@
                 <w:b w:val="0"/>
                 <w:sz w:val="16"/>
               </w:rPr>
-              <w:t>024004</w:t>
+              <w:t>0 24 004</w:t>
             </w:r>
           </w:p>
         </w:tc>
@@ -895,7 +895,7 @@
                 <w:b w:val="0"/>
                 <w:sz w:val="16"/>
               </w:rPr>
-              <w:t>024005</w:t>
+              <w:t>0 24 005</w:t>
             </w:r>
           </w:p>
         </w:tc>
@@ -1059,7 +1059,7 @@
                 <w:b w:val="0"/>
                 <w:sz w:val="16"/>
               </w:rPr>
-              <w:t>024011</w:t>
+              <w:t>0 24 011</w:t>
             </w:r>
           </w:p>
         </w:tc>
@@ -1223,7 +1223,7 @@
                 <w:b w:val="0"/>
                 <w:sz w:val="16"/>
               </w:rPr>
-              <w:t>024012</w:t>
+              <w:t>0 24 012</w:t>
             </w:r>
           </w:p>
         </w:tc>
@@ -1387,7 +1387,7 @@
                 <w:b w:val="0"/>
                 <w:sz w:val="16"/>
               </w:rPr>
-              <w:t>024013</w:t>
+              <w:t>0 24 013</w:t>
             </w:r>
           </w:p>
         </w:tc>
@@ -1551,7 +1551,7 @@
                 <w:b w:val="0"/>
                 <w:sz w:val="16"/>
               </w:rPr>
-              <w:t>024014</w:t>
+              <w:t>0 24 014</w:t>
             </w:r>
           </w:p>
         </w:tc>
@@ -1716,7 +1716,7 @@
                 <w:b w:val="0"/>
                 <w:sz w:val="16"/>
               </w:rPr>
-              <w:t>024021</w:t>
+              <w:t>0 24 021</w:t>
             </w:r>
           </w:p>
         </w:tc>
@@ -1880,7 +1880,7 @@
                 <w:b w:val="0"/>
                 <w:sz w:val="16"/>
               </w:rPr>
-              <w:t>024022</w:t>
+              <w:t>0 24 022</w:t>
             </w:r>
           </w:p>
         </w:tc>
@@ -2044,7 +2044,7 @@
                 <w:b w:val="0"/>
                 <w:sz w:val="16"/>
               </w:rPr>
-              <w:t>024023</w:t>
+              <w:t>0 24 023</w:t>
             </w:r>
           </w:p>
         </w:tc>
@@ -2208,7 +2208,7 @@
                 <w:b w:val="0"/>
                 <w:sz w:val="16"/>
               </w:rPr>
-              <w:t>024024</w:t>
+              <w:t>0 24 024</w:t>
             </w:r>
           </w:p>
         </w:tc>

--- a/docx/en/BUFRCREX_TableB_en_24.docx
+++ b/docx/en/BUFRCREX_TableB_en_24.docx
@@ -13,6 +13,376 @@
           <w:sz w:val="22"/>
         </w:rPr>
         <w:t>Class 24: Radiological elements</w:t>
+      </w:r>
+    </w:p>
+    <w:p>
+      <w:r>
+        <w:rPr>
+          <w:rFonts w:ascii="Verdana" w:hAnsi="Verdana"/>
+          <w:i/>
+          <w:sz w:val="14"/>
+        </w:rPr>
+        <w:t>Note 23: A precipitation value of -0.1 kg m-2 before scaling (-1 after scaling or in CREX) shall indicate a "trace" (non-measurable, less than 0.05 kg m-2).</w:t>
+      </w:r>
+    </w:p>
+    <w:p>
+      <w:r>
+        <w:rPr>
+          <w:rFonts w:ascii="Verdana" w:hAnsi="Verdana"/>
+          <w:i/>
+          <w:sz w:val="14"/>
+        </w:rPr>
+        <w:t>Note 25: A previously defined significance may be cancelled by transmitting a "missing" from the appropriate code or flag table.</w:t>
+      </w:r>
+    </w:p>
+    <w:p>
+      <w:r>
+        <w:rPr>
+          <w:rFonts w:ascii="Verdana" w:hAnsi="Verdana"/>
+          <w:i/>
+          <w:sz w:val="14"/>
+        </w:rPr>
+        <w:t>Note 27: All times are Universal Time Coordinated (UTC) unless otherwise noted.</w:t>
+      </w:r>
+    </w:p>
+    <w:p>
+      <w:r>
+        <w:rPr>
+          <w:rFonts w:ascii="Verdana" w:hAnsi="Verdana"/>
+          <w:i/>
+          <w:sz w:val="14"/>
+        </w:rPr>
+        <w:t>Note 32: Bearing or azimuth shall only be used with respect to a stated location, and shall not redefine that location.</w:t>
+      </w:r>
+    </w:p>
+    <w:p>
+      <w:r>
+        <w:rPr>
+          <w:rFonts w:ascii="Verdana" w:hAnsi="Verdana"/>
+          <w:i/>
+          <w:sz w:val="14"/>
+        </w:rPr>
+        <w:t>Note 62: Distance shall only be used with respect to a stated location and a bearing, azimuth or elevation; it shall not redefine that location.</w:t>
+      </w:r>
+    </w:p>
+    <w:p>
+      <w:r>
+        <w:rPr>
+          <w:rFonts w:ascii="Verdana" w:hAnsi="Verdana"/>
+          <w:i/>
+          <w:sz w:val="14"/>
+        </w:rPr>
+        <w:t>Note 63: Downward radiation shall be assigned positive values.</w:t>
+      </w:r>
+    </w:p>
+    <w:p>
+      <w:r>
+        <w:rPr>
+          <w:rFonts w:ascii="Verdana" w:hAnsi="Verdana"/>
+          <w:i/>
+          <w:sz w:val="14"/>
+        </w:rPr>
+        <w:t>Note 64: Downward w-components shall be assigned positive values where units are Pa s-1.</w:t>
+      </w:r>
+    </w:p>
+    <w:p>
+      <w:r>
+        <w:rPr>
+          <w:rFonts w:ascii="Verdana" w:hAnsi="Verdana"/>
+          <w:i/>
+          <w:sz w:val="14"/>
+        </w:rPr>
+        <w:t>Note 66: East to west increments shall be assigned negative values.</w:t>
+      </w:r>
+    </w:p>
+    <w:p>
+      <w:r>
+        <w:rPr>
+          <w:rFonts w:ascii="Verdana" w:hAnsi="Verdana"/>
+          <w:i/>
+          <w:sz w:val="14"/>
+        </w:rPr>
+        <w:t>Note 75: For CREX descriptors F = B, not 0.</w:t>
+      </w:r>
+    </w:p>
+    <w:p>
+      <w:r>
+        <w:rPr>
+          <w:rFonts w:ascii="Verdana" w:hAnsi="Verdana"/>
+          <w:i/>
+          <w:sz w:val="14"/>
+        </w:rPr>
+        <w:t>Note 92: In order to distinguish unambiguously the cases of missing data and saturated pixels, n-bit image data should be encoded using a data width of n+1. Where such a descriptor is not already available in Class 30, operator descriptor 2 01 YYY should be used to modify the data width of the existing entry as required.</w:t>
+      </w:r>
+    </w:p>
+    <w:p>
+      <w:r>
+        <w:rPr>
+          <w:rFonts w:ascii="Verdana" w:hAnsi="Verdana"/>
+          <w:i/>
+          <w:sz w:val="14"/>
+        </w:rPr>
+        <w:t>Note 105: Negative time periods or displacements shall be used to indicate time periods or displacements preceding the currently defined time.</w:t>
+      </w:r>
+    </w:p>
+    <w:p>
+      <w:r>
+        <w:rPr>
+          <w:rFonts w:ascii="Verdana" w:hAnsi="Verdana"/>
+          <w:i/>
+          <w:sz w:val="14"/>
+        </w:rPr>
+        <w:t>Note 110: North to south increments shall be assigned negative values.</w:t>
+      </w:r>
+    </w:p>
+    <w:p>
+      <w:r>
+        <w:rPr>
+          <w:rFonts w:ascii="Verdana" w:hAnsi="Verdana"/>
+          <w:i/>
+          <w:sz w:val="14"/>
+        </w:rPr>
+        <w:t>Note 115: Pixel data width can be changed with descriptor 2 01 YYY.</w:t>
+      </w:r>
+    </w:p>
+    <w:p>
+      <w:r>
+        <w:rPr>
+          <w:rFonts w:ascii="Verdana" w:hAnsi="Verdana"/>
+          <w:i/>
+          <w:sz w:val="14"/>
+        </w:rPr>
+        <w:t>Note 121: Some indication of expected accuracy may be implied in conjunction with certain elements in this class.</w:t>
+      </w:r>
+    </w:p>
+    <w:p>
+      <w:r>
+        <w:rPr>
+          <w:rFonts w:ascii="Verdana" w:hAnsi="Verdana"/>
+          <w:i/>
+          <w:sz w:val="14"/>
+        </w:rPr>
+        <w:t>Note 122: South latitude shall be assigned negative values.</w:t>
+      </w:r>
+    </w:p>
+    <w:p>
+      <w:r>
+        <w:rPr>
+          <w:rFonts w:ascii="Verdana" w:hAnsi="Verdana"/>
+          <w:i/>
+          <w:sz w:val="14"/>
+        </w:rPr>
+        <w:t>Note 123: South to north v-components shall be assigned positive values.</w:t>
+      </w:r>
+    </w:p>
+    <w:p>
+      <w:r>
+        <w:rPr>
+          <w:rFonts w:ascii="Verdana" w:hAnsi="Verdana"/>
+          <w:i/>
+          <w:sz w:val="14"/>
+        </w:rPr>
+        <w:t>Note 126: Surface wind direction measured at a station within 1° of the North Pole or within 1° of the South Pole shall be reported in such a way that the azimuth ring shall be aligned with its zero coinciding with the Greenwich 0° meridian.</w:t>
+      </w:r>
+    </w:p>
+    <w:p>
+      <w:r>
+        <w:rPr>
+          <w:rFonts w:ascii="Verdana" w:hAnsi="Verdana"/>
+          <w:i/>
+          <w:sz w:val="14"/>
+        </w:rPr>
+        <w:t>Note 140: The pixel size on horizontal - 1 is given at location where map scale factor is unity.</w:t>
+      </w:r>
+    </w:p>
+    <w:p>
+      <w:r>
+        <w:rPr>
+          <w:rFonts w:ascii="Verdana" w:hAnsi="Verdana"/>
+          <w:i/>
+          <w:sz w:val="14"/>
+        </w:rPr>
+        <w:t>Note 141: The pixel size on horizontal - 2 is given at location where map scale factor is unity.</w:t>
+      </w:r>
+    </w:p>
+    <w:p>
+      <w:r>
+        <w:rPr>
+          <w:rFonts w:ascii="Verdana" w:hAnsi="Verdana"/>
+          <w:i/>
+          <w:sz w:val="14"/>
+        </w:rPr>
+        <w:t>Note 145: The significance of time periods or displacements may be indicated using the time significance code corresponding to table reference 0 08 021.</w:t>
+      </w:r>
+    </w:p>
+    <w:p>
+      <w:r>
+        <w:rPr>
+          <w:rFonts w:ascii="Verdana" w:hAnsi="Verdana"/>
+          <w:i/>
+          <w:sz w:val="14"/>
+        </w:rPr>
+        <w:t>Note 149: The time location, when used with forecast values, shall indicate the time of the initial state for the forecast, or the beginning of the forecast period; when used with ensemble means of forecast values, the time location shall indicate the initial state or the beginning of the first forecast over which ensemble means are derived.</w:t>
+      </w:r>
+    </w:p>
+    <w:p>
+      <w:r>
+        <w:rPr>
+          <w:rFonts w:ascii="Verdana" w:hAnsi="Verdana"/>
+          <w:i/>
+          <w:sz w:val="14"/>
+        </w:rPr>
+        <w:t>Note 155: This class may also contain elements relating to observational procedures.</w:t>
+      </w:r>
+    </w:p>
+    <w:p>
+      <w:r>
+        <w:rPr>
+          <w:rFonts w:ascii="Verdana" w:hAnsi="Verdana"/>
+          <w:i/>
+          <w:sz w:val="14"/>
+        </w:rPr>
+        <w:t>Note 156: This class shall contain elements to describe the instrumentation used to obtain the meteorological elements reported.</w:t>
+      </w:r>
+    </w:p>
+    <w:p>
+      <w:r>
+        <w:rPr>
+          <w:rFonts w:ascii="Verdana" w:hAnsi="Verdana"/>
+          <w:i/>
+          <w:sz w:val="14"/>
+        </w:rPr>
+        <w:t>Note 158: Time periods or displacements and time increments require an initial time location to be defined prior to their use, followed where appropriate by a time significance definition.</w:t>
+      </w:r>
+    </w:p>
+    <w:p>
+      <w:r>
+        <w:rPr>
+          <w:rFonts w:ascii="Verdana" w:hAnsi="Verdana"/>
+          <w:i/>
+          <w:sz w:val="14"/>
+        </w:rPr>
+        <w:t>Note 160: Upward radiation shall be assigned negative values.</w:t>
+      </w:r>
+    </w:p>
+    <w:p>
+      <w:r>
+        <w:rPr>
+          <w:rFonts w:ascii="Verdana" w:hAnsi="Verdana"/>
+          <w:i/>
+          <w:sz w:val="14"/>
+        </w:rPr>
+        <w:t>Note 161: Upward w-components shall be assigned positive values where units are m s-1.</w:t>
+      </w:r>
+    </w:p>
+    <w:p>
+      <w:r>
+        <w:rPr>
+          <w:rFonts w:ascii="Verdana" w:hAnsi="Verdana"/>
+          <w:i/>
+          <w:sz w:val="14"/>
+        </w:rPr>
+        <w:t>Note 162: Useful ranges used above:1011 Bq to 1019 Bq for releases;10-2 Bq to 107 Bq and 10-2 mSv to 107 mSv for concentration and doses.</w:t>
+      </w:r>
+    </w:p>
+    <w:p>
+      <w:r>
+        <w:rPr>
+          <w:rFonts w:ascii="Verdana" w:hAnsi="Verdana"/>
+          <w:i/>
+          <w:sz w:val="14"/>
+        </w:rPr>
+        <w:t>Note 163: Values of latitude and latitude increments are limited to the range -90 degrees to +90 degrees.</w:t>
+      </w:r>
+    </w:p>
+    <w:p>
+      <w:r>
+        <w:rPr>
+          <w:rFonts w:ascii="Verdana" w:hAnsi="Verdana"/>
+          <w:i/>
+          <w:sz w:val="14"/>
+        </w:rPr>
+        <w:t>Note 164: Values of longitude are limited to the range -180 degrees to +180 degrees.</w:t>
+      </w:r>
+    </w:p>
+    <w:p>
+      <w:r>
+        <w:rPr>
+          <w:rFonts w:ascii="Verdana" w:hAnsi="Verdana"/>
+          <w:i/>
+          <w:sz w:val="14"/>
+        </w:rPr>
+        <w:t>Note 165: Vertical elements and pressure shall be used to define values of these elements independent of the element or variable denoting the vertical coordinate.</w:t>
+      </w:r>
+    </w:p>
+    <w:p>
+      <w:r>
+        <w:rPr>
+          <w:rFonts w:ascii="Verdana" w:hAnsi="Verdana"/>
+          <w:i/>
+          <w:sz w:val="14"/>
+        </w:rPr>
+        <w:t>Note 166: West longitude shall be assigned negative values.</w:t>
+      </w:r>
+    </w:p>
+    <w:p>
+      <w:r>
+        <w:rPr>
+          <w:rFonts w:ascii="Verdana" w:hAnsi="Verdana"/>
+          <w:i/>
+          <w:sz w:val="14"/>
+        </w:rPr>
+        <w:t>Note 167: West to east u-components shall be assigned positive values.</w:t>
+      </w:r>
+    </w:p>
+    <w:p>
+      <w:r>
+        <w:rPr>
+          <w:rFonts w:ascii="Verdana" w:hAnsi="Verdana"/>
+          <w:i/>
+          <w:sz w:val="14"/>
+        </w:rPr>
+        <w:t>Note 176: Where more than one time period or displacement is required to define complex time structures, they shall be defined in immediate succession, and the following ordering shall apply: ensemble period (if required), followed by forecast period (if required), followed by period for averaging or accumulation (if required).</w:t>
+      </w:r>
+    </w:p>
+    <w:p>
+      <w:r>
+        <w:rPr>
+          <w:rFonts w:ascii="Verdana" w:hAnsi="Verdana"/>
+          <w:i/>
+          <w:sz w:val="14"/>
+        </w:rPr>
+        <w:t>Note 178: Where the expression "period specified" is entered under element name, an appropriate period shall be specified using descriptors from Class 04.</w:t>
+      </w:r>
+    </w:p>
+    <w:p>
+      <w:r>
+        <w:rPr>
+          <w:rFonts w:ascii="Verdana" w:hAnsi="Verdana"/>
+          <w:i/>
+          <w:sz w:val="14"/>
+        </w:rPr>
+        <w:t>Note 179: Where values are accumulated or averaged (for example over a time period), the total number of values from which the accumulated or averaged values are obtained may be represented using reference 0 08 022.</w:t>
+      </w:r>
+    </w:p>
+    <w:p>
+      <w:r>
+        <w:rPr>
+          <w:rFonts w:ascii="Verdana" w:hAnsi="Verdana"/>
+          <w:i/>
+          <w:sz w:val="14"/>
+        </w:rPr>
+        <w:t>Note 180: Wind reporting standards: Speed Direction No observation Missing Missing Calm 0 0 Normal observation &gt; 0 1° - 360° Speed only &gt; 0 Missing Direction only Missing 1°-360° "Light and variable" &gt; 0 0</w:t>
+      </w:r>
+    </w:p>
+    <w:p>
+      <w:r>
+        <w:rPr>
+          <w:rFonts w:ascii="Verdana" w:hAnsi="Verdana"/>
+          <w:i/>
+          <w:sz w:val="14"/>
+        </w:rPr>
+        <w:t>Note 181: Wind waves and waves reporting standards:Observation Speed Direction No observation Missing Missing Calm 0 0 Normal observation &gt;0 1-360 Speed only &gt;0 Missing Direction only Missing 1-360"Light and variable" &gt;0 0</w:t>
       </w:r>
     </w:p>
     <w:tbl>
@@ -58,6 +428,9 @@
             <w:shd w:val="clear" w:color="auto" w:fill="D9D9D9"/>
           </w:tcPr>
           <w:p>
+            <w:pPr>
+              <w:spacing w:before="20" w:after="20"/>
+            </w:pPr>
             <w:r/>
             <w:r>
               <w:rPr>
@@ -75,6 +448,9 @@
             <w:shd w:val="clear" w:color="auto" w:fill="D9D9D9"/>
           </w:tcPr>
           <w:p>
+            <w:pPr>
+              <w:spacing w:before="20" w:after="20"/>
+            </w:pPr>
             <w:r/>
             <w:r>
               <w:rPr>
@@ -92,6 +468,9 @@
             <w:shd w:val="clear" w:color="auto" w:fill="D9D9D9"/>
           </w:tcPr>
           <w:p>
+            <w:pPr>
+              <w:spacing w:before="20" w:after="20"/>
+            </w:pPr>
             <w:r/>
             <w:r>
               <w:rPr>
@@ -109,6 +488,9 @@
             <w:shd w:val="clear" w:color="auto" w:fill="D9D9D9"/>
           </w:tcPr>
           <w:p>
+            <w:pPr>
+              <w:spacing w:before="20" w:after="20"/>
+            </w:pPr>
             <w:r/>
             <w:r>
               <w:rPr>
@@ -126,6 +508,9 @@
             <w:shd w:val="clear" w:color="auto" w:fill="D9D9D9"/>
           </w:tcPr>
           <w:p>
+            <w:pPr>
+              <w:spacing w:before="20" w:after="20"/>
+            </w:pPr>
             <w:r/>
             <w:r>
               <w:rPr>
@@ -143,6 +528,9 @@
             <w:shd w:val="clear" w:color="auto" w:fill="D9D9D9"/>
           </w:tcPr>
           <w:p>
+            <w:pPr>
+              <w:spacing w:before="20" w:after="20"/>
+            </w:pPr>
             <w:r/>
             <w:r>
               <w:rPr>
@@ -160,6 +548,9 @@
             <w:shd w:val="clear" w:color="auto" w:fill="D9D9D9"/>
           </w:tcPr>
           <w:p>
+            <w:pPr>
+              <w:spacing w:before="20" w:after="20"/>
+            </w:pPr>
             <w:r/>
             <w:r>
               <w:rPr>
@@ -177,6 +568,9 @@
             <w:shd w:val="clear" w:color="auto" w:fill="D9D9D9"/>
           </w:tcPr>
           <w:p>
+            <w:pPr>
+              <w:spacing w:before="20" w:after="20"/>
+            </w:pPr>
             <w:r/>
             <w:r>
               <w:rPr>
@@ -194,6 +588,9 @@
             <w:shd w:val="clear" w:color="auto" w:fill="D9D9D9"/>
           </w:tcPr>
           <w:p>
+            <w:pPr>
+              <w:spacing w:before="20" w:after="20"/>
+            </w:pPr>
             <w:r/>
             <w:r>
               <w:rPr>
@@ -211,6 +608,9 @@
             <w:shd w:val="clear" w:color="auto" w:fill="D9D9D9"/>
           </w:tcPr>
           <w:p>
+            <w:pPr>
+              <w:spacing w:before="20" w:after="20"/>
+            </w:pPr>
             <w:r/>
             <w:r>
               <w:rPr>
@@ -232,6 +632,9 @@
             <w:tcW w:type="dxa" w:w="1514"/>
           </w:tcPr>
           <w:p>
+            <w:pPr>
+              <w:spacing w:before="20" w:after="20"/>
+            </w:pPr>
             <w:r/>
             <w:r>
               <w:rPr>
@@ -248,6 +651,9 @@
             <w:tcW w:type="dxa" w:w="1514"/>
           </w:tcPr>
           <w:p>
+            <w:pPr>
+              <w:spacing w:before="20" w:after="20"/>
+            </w:pPr>
             <w:r/>
             <w:r>
               <w:rPr>
@@ -264,11 +670,13 @@
             <w:tcW w:type="dxa" w:w="1514"/>
           </w:tcPr>
           <w:p>
+            <w:pPr>
+              <w:spacing w:before="20" w:after="20"/>
+            </w:pPr>
             <w:r/>
             <w:r>
               <w:rPr>
                 <w:rFonts w:ascii="Verdana" w:hAnsi="Verdana"/>
-                <w:b w:val="0"/>
                 <w:sz w:val="16"/>
               </w:rPr>
               <w:t>Bq</w:t>
@@ -280,6 +688,9 @@
             <w:tcW w:type="dxa" w:w="1514"/>
           </w:tcPr>
           <w:p>
+            <w:pPr>
+              <w:spacing w:before="20" w:after="20"/>
+            </w:pPr>
             <w:r/>
             <w:r>
               <w:rPr>
@@ -296,6 +707,9 @@
             <w:tcW w:type="dxa" w:w="1514"/>
           </w:tcPr>
           <w:p>
+            <w:pPr>
+              <w:spacing w:before="20" w:after="20"/>
+            </w:pPr>
             <w:r/>
             <w:r>
               <w:rPr>
@@ -312,6 +726,9 @@
             <w:tcW w:type="dxa" w:w="1514"/>
           </w:tcPr>
           <w:p>
+            <w:pPr>
+              <w:spacing w:before="20" w:after="20"/>
+            </w:pPr>
             <w:r/>
             <w:r>
               <w:rPr>
@@ -328,11 +745,13 @@
             <w:tcW w:type="dxa" w:w="1514"/>
           </w:tcPr>
           <w:p>
+            <w:pPr>
+              <w:spacing w:before="20" w:after="20"/>
+            </w:pPr>
             <w:r/>
             <w:r>
               <w:rPr>
                 <w:rFonts w:ascii="Verdana" w:hAnsi="Verdana"/>
-                <w:b w:val="0"/>
                 <w:sz w:val="16"/>
               </w:rPr>
               <w:t>Bq</w:t>
@@ -344,6 +763,9 @@
             <w:tcW w:type="dxa" w:w="1514"/>
           </w:tcPr>
           <w:p>
+            <w:pPr>
+              <w:spacing w:before="20" w:after="20"/>
+            </w:pPr>
             <w:r/>
             <w:r>
               <w:rPr>
@@ -360,6 +782,9 @@
             <w:tcW w:type="dxa" w:w="1514"/>
           </w:tcPr>
           <w:p>
+            <w:pPr>
+              <w:spacing w:before="20" w:after="20"/>
+            </w:pPr>
             <w:r/>
             <w:r>
               <w:rPr>
@@ -376,6 +801,9 @@
             <w:tcW w:type="dxa" w:w="1514"/>
           </w:tcPr>
           <w:p>
+            <w:pPr>
+              <w:spacing w:before="20" w:after="20"/>
+            </w:pPr>
             <w:r/>
             <w:r>
               <w:rPr>
@@ -396,6 +824,9 @@
             <w:tcW w:type="dxa" w:w="1514"/>
           </w:tcPr>
           <w:p>
+            <w:pPr>
+              <w:spacing w:before="20" w:after="20"/>
+            </w:pPr>
             <w:r/>
             <w:r>
               <w:rPr>
@@ -412,6 +843,9 @@
             <w:tcW w:type="dxa" w:w="1514"/>
           </w:tcPr>
           <w:p>
+            <w:pPr>
+              <w:spacing w:before="20" w:after="20"/>
+            </w:pPr>
             <w:r/>
             <w:r>
               <w:rPr>
@@ -428,11 +862,13 @@
             <w:tcW w:type="dxa" w:w="1514"/>
           </w:tcPr>
           <w:p>
+            <w:pPr>
+              <w:spacing w:before="20" w:after="20"/>
+            </w:pPr>
             <w:r/>
             <w:r>
               <w:rPr>
                 <w:rFonts w:ascii="Verdana" w:hAnsi="Verdana"/>
-                <w:b w:val="0"/>
                 <w:sz w:val="16"/>
               </w:rPr>
               <w:t>Bq</w:t>
@@ -444,6 +880,9 @@
             <w:tcW w:type="dxa" w:w="1514"/>
           </w:tcPr>
           <w:p>
+            <w:pPr>
+              <w:spacing w:before="20" w:after="20"/>
+            </w:pPr>
             <w:r/>
             <w:r>
               <w:rPr>
@@ -460,6 +899,9 @@
             <w:tcW w:type="dxa" w:w="1514"/>
           </w:tcPr>
           <w:p>
+            <w:pPr>
+              <w:spacing w:before="20" w:after="20"/>
+            </w:pPr>
             <w:r/>
             <w:r>
               <w:rPr>
@@ -476,6 +918,9 @@
             <w:tcW w:type="dxa" w:w="1514"/>
           </w:tcPr>
           <w:p>
+            <w:pPr>
+              <w:spacing w:before="20" w:after="20"/>
+            </w:pPr>
             <w:r/>
             <w:r>
               <w:rPr>
@@ -492,11 +937,13 @@
             <w:tcW w:type="dxa" w:w="1514"/>
           </w:tcPr>
           <w:p>
+            <w:pPr>
+              <w:spacing w:before="20" w:after="20"/>
+            </w:pPr>
             <w:r/>
             <w:r>
               <w:rPr>
                 <w:rFonts w:ascii="Verdana" w:hAnsi="Verdana"/>
-                <w:b w:val="0"/>
                 <w:sz w:val="16"/>
               </w:rPr>
               <w:t>Bq</w:t>
@@ -508,6 +955,9 @@
             <w:tcW w:type="dxa" w:w="1514"/>
           </w:tcPr>
           <w:p>
+            <w:pPr>
+              <w:spacing w:before="20" w:after="20"/>
+            </w:pPr>
             <w:r/>
             <w:r>
               <w:rPr>
@@ -524,6 +974,9 @@
             <w:tcW w:type="dxa" w:w="1514"/>
           </w:tcPr>
           <w:p>
+            <w:pPr>
+              <w:spacing w:before="20" w:after="20"/>
+            </w:pPr>
             <w:r/>
             <w:r>
               <w:rPr>
@@ -540,6 +993,9 @@
             <w:tcW w:type="dxa" w:w="1514"/>
           </w:tcPr>
           <w:p>
+            <w:pPr>
+              <w:spacing w:before="20" w:after="20"/>
+            </w:pPr>
             <w:r/>
             <w:r>
               <w:rPr>
@@ -560,6 +1016,9 @@
             <w:tcW w:type="dxa" w:w="1514"/>
           </w:tcPr>
           <w:p>
+            <w:pPr>
+              <w:spacing w:before="20" w:after="20"/>
+            </w:pPr>
             <w:r/>
             <w:r>
               <w:rPr>
@@ -576,6 +1035,9 @@
             <w:tcW w:type="dxa" w:w="1514"/>
           </w:tcPr>
           <w:p>
+            <w:pPr>
+              <w:spacing w:before="20" w:after="20"/>
+            </w:pPr>
             <w:r/>
             <w:r>
               <w:rPr>
@@ -592,11 +1054,13 @@
             <w:tcW w:type="dxa" w:w="1514"/>
           </w:tcPr>
           <w:p>
+            <w:pPr>
+              <w:spacing w:before="20" w:after="20"/>
+            </w:pPr>
             <w:r/>
             <w:r>
               <w:rPr>
                 <w:rFonts w:ascii="Verdana" w:hAnsi="Verdana"/>
-                <w:b w:val="0"/>
                 <w:sz w:val="16"/>
               </w:rPr>
               <w:t>Code table</w:t>
@@ -608,6 +1072,9 @@
             <w:tcW w:type="dxa" w:w="1514"/>
           </w:tcPr>
           <w:p>
+            <w:pPr>
+              <w:spacing w:before="20" w:after="20"/>
+            </w:pPr>
             <w:r/>
             <w:r>
               <w:rPr>
@@ -624,6 +1091,9 @@
             <w:tcW w:type="dxa" w:w="1514"/>
           </w:tcPr>
           <w:p>
+            <w:pPr>
+              <w:spacing w:before="20" w:after="20"/>
+            </w:pPr>
             <w:r/>
             <w:r>
               <w:rPr>
@@ -640,6 +1110,9 @@
             <w:tcW w:type="dxa" w:w="1514"/>
           </w:tcPr>
           <w:p>
+            <w:pPr>
+              <w:spacing w:before="20" w:after="20"/>
+            </w:pPr>
             <w:r/>
             <w:r>
               <w:rPr>
@@ -656,11 +1129,13 @@
             <w:tcW w:type="dxa" w:w="1514"/>
           </w:tcPr>
           <w:p>
+            <w:pPr>
+              <w:spacing w:before="20" w:after="20"/>
+            </w:pPr>
             <w:r/>
             <w:r>
               <w:rPr>
                 <w:rFonts w:ascii="Verdana" w:hAnsi="Verdana"/>
-                <w:b w:val="0"/>
                 <w:sz w:val="16"/>
               </w:rPr>
               <w:t>Code table</w:t>
@@ -672,6 +1147,9 @@
             <w:tcW w:type="dxa" w:w="1514"/>
           </w:tcPr>
           <w:p>
+            <w:pPr>
+              <w:spacing w:before="20" w:after="20"/>
+            </w:pPr>
             <w:r/>
             <w:r>
               <w:rPr>
@@ -688,6 +1166,9 @@
             <w:tcW w:type="dxa" w:w="1514"/>
           </w:tcPr>
           <w:p>
+            <w:pPr>
+              <w:spacing w:before="20" w:after="20"/>
+            </w:pPr>
             <w:r/>
             <w:r>
               <w:rPr>
@@ -704,6 +1185,9 @@
             <w:tcW w:type="dxa" w:w="1514"/>
           </w:tcPr>
           <w:p>
+            <w:pPr>
+              <w:spacing w:before="20" w:after="20"/>
+            </w:pPr>
             <w:r/>
             <w:r>
               <w:rPr>
@@ -724,6 +1208,9 @@
             <w:tcW w:type="dxa" w:w="1514"/>
           </w:tcPr>
           <w:p>
+            <w:pPr>
+              <w:spacing w:before="20" w:after="20"/>
+            </w:pPr>
             <w:r/>
             <w:r>
               <w:rPr>
@@ -740,6 +1227,9 @@
             <w:tcW w:type="dxa" w:w="1514"/>
           </w:tcPr>
           <w:p>
+            <w:pPr>
+              <w:spacing w:before="20" w:after="20"/>
+            </w:pPr>
             <w:r/>
             <w:r>
               <w:rPr>
@@ -756,11 +1246,13 @@
             <w:tcW w:type="dxa" w:w="1514"/>
           </w:tcPr>
           <w:p>
+            <w:pPr>
+              <w:spacing w:before="20" w:after="20"/>
+            </w:pPr>
             <w:r/>
             <w:r>
               <w:rPr>
                 <w:rFonts w:ascii="Verdana" w:hAnsi="Verdana"/>
-                <w:b w:val="0"/>
                 <w:sz w:val="16"/>
               </w:rPr>
               <w:t>CCITT IA5</w:t>
@@ -772,6 +1264,9 @@
             <w:tcW w:type="dxa" w:w="1514"/>
           </w:tcPr>
           <w:p>
+            <w:pPr>
+              <w:spacing w:before="20" w:after="20"/>
+            </w:pPr>
             <w:r/>
             <w:r>
               <w:rPr>
@@ -788,6 +1283,9 @@
             <w:tcW w:type="dxa" w:w="1514"/>
           </w:tcPr>
           <w:p>
+            <w:pPr>
+              <w:spacing w:before="20" w:after="20"/>
+            </w:pPr>
             <w:r/>
             <w:r>
               <w:rPr>
@@ -804,6 +1302,9 @@
             <w:tcW w:type="dxa" w:w="1514"/>
           </w:tcPr>
           <w:p>
+            <w:pPr>
+              <w:spacing w:before="20" w:after="20"/>
+            </w:pPr>
             <w:r/>
             <w:r>
               <w:rPr>
@@ -820,11 +1321,13 @@
             <w:tcW w:type="dxa" w:w="1514"/>
           </w:tcPr>
           <w:p>
+            <w:pPr>
+              <w:spacing w:before="20" w:after="20"/>
+            </w:pPr>
             <w:r/>
             <w:r>
               <w:rPr>
                 <w:rFonts w:ascii="Verdana" w:hAnsi="Verdana"/>
-                <w:b w:val="0"/>
                 <w:sz w:val="16"/>
               </w:rPr>
               <w:t>Character</w:t>
@@ -836,6 +1339,9 @@
             <w:tcW w:type="dxa" w:w="1514"/>
           </w:tcPr>
           <w:p>
+            <w:pPr>
+              <w:spacing w:before="20" w:after="20"/>
+            </w:pPr>
             <w:r/>
             <w:r>
               <w:rPr>
@@ -852,6 +1358,9 @@
             <w:tcW w:type="dxa" w:w="1514"/>
           </w:tcPr>
           <w:p>
+            <w:pPr>
+              <w:spacing w:before="20" w:after="20"/>
+            </w:pPr>
             <w:r/>
             <w:r>
               <w:rPr>
@@ -868,6 +1377,9 @@
             <w:tcW w:type="dxa" w:w="1514"/>
           </w:tcPr>
           <w:p>
+            <w:pPr>
+              <w:spacing w:before="20" w:after="20"/>
+            </w:pPr>
             <w:r/>
             <w:r>
               <w:rPr>
@@ -888,6 +1400,9 @@
             <w:tcW w:type="dxa" w:w="1514"/>
           </w:tcPr>
           <w:p>
+            <w:pPr>
+              <w:spacing w:before="20" w:after="20"/>
+            </w:pPr>
             <w:r/>
             <w:r>
               <w:rPr>
@@ -904,6 +1419,9 @@
             <w:tcW w:type="dxa" w:w="1514"/>
           </w:tcPr>
           <w:p>
+            <w:pPr>
+              <w:spacing w:before="20" w:after="20"/>
+            </w:pPr>
             <w:r/>
             <w:r>
               <w:rPr>
@@ -920,11 +1438,13 @@
             <w:tcW w:type="dxa" w:w="1514"/>
           </w:tcPr>
           <w:p>
+            <w:pPr>
+              <w:spacing w:before="20" w:after="20"/>
+            </w:pPr>
             <w:r/>
             <w:r>
               <w:rPr>
                 <w:rFonts w:ascii="Verdana" w:hAnsi="Verdana"/>
-                <w:b w:val="0"/>
                 <w:sz w:val="16"/>
               </w:rPr>
               <w:t>Numeric</w:t>
@@ -936,6 +1456,9 @@
             <w:tcW w:type="dxa" w:w="1514"/>
           </w:tcPr>
           <w:p>
+            <w:pPr>
+              <w:spacing w:before="20" w:after="20"/>
+            </w:pPr>
             <w:r/>
             <w:r>
               <w:rPr>
@@ -952,6 +1475,9 @@
             <w:tcW w:type="dxa" w:w="1514"/>
           </w:tcPr>
           <w:p>
+            <w:pPr>
+              <w:spacing w:before="20" w:after="20"/>
+            </w:pPr>
             <w:r/>
             <w:r>
               <w:rPr>
@@ -968,6 +1494,9 @@
             <w:tcW w:type="dxa" w:w="1514"/>
           </w:tcPr>
           <w:p>
+            <w:pPr>
+              <w:spacing w:before="20" w:after="20"/>
+            </w:pPr>
             <w:r/>
             <w:r>
               <w:rPr>
@@ -984,11 +1513,13 @@
             <w:tcW w:type="dxa" w:w="1514"/>
           </w:tcPr>
           <w:p>
+            <w:pPr>
+              <w:spacing w:before="20" w:after="20"/>
+            </w:pPr>
             <w:r/>
             <w:r>
               <w:rPr>
                 <w:rFonts w:ascii="Verdana" w:hAnsi="Verdana"/>
-                <w:b w:val="0"/>
                 <w:sz w:val="16"/>
               </w:rPr>
               <w:t>Numeric</w:t>
@@ -1000,6 +1531,9 @@
             <w:tcW w:type="dxa" w:w="1514"/>
           </w:tcPr>
           <w:p>
+            <w:pPr>
+              <w:spacing w:before="20" w:after="20"/>
+            </w:pPr>
             <w:r/>
             <w:r>
               <w:rPr>
@@ -1016,6 +1550,9 @@
             <w:tcW w:type="dxa" w:w="1514"/>
           </w:tcPr>
           <w:p>
+            <w:pPr>
+              <w:spacing w:before="20" w:after="20"/>
+            </w:pPr>
             <w:r/>
             <w:r>
               <w:rPr>
@@ -1032,6 +1569,9 @@
             <w:tcW w:type="dxa" w:w="1514"/>
           </w:tcPr>
           <w:p>
+            <w:pPr>
+              <w:spacing w:before="20" w:after="20"/>
+            </w:pPr>
             <w:r/>
             <w:r>
               <w:rPr>
@@ -1052,6 +1592,9 @@
             <w:tcW w:type="dxa" w:w="1514"/>
           </w:tcPr>
           <w:p>
+            <w:pPr>
+              <w:spacing w:before="20" w:after="20"/>
+            </w:pPr>
             <w:r/>
             <w:r>
               <w:rPr>
@@ -1068,6 +1611,9 @@
             <w:tcW w:type="dxa" w:w="1514"/>
           </w:tcPr>
           <w:p>
+            <w:pPr>
+              <w:spacing w:before="20" w:after="20"/>
+            </w:pPr>
             <w:r/>
             <w:r>
               <w:rPr>
@@ -1084,11 +1630,13 @@
             <w:tcW w:type="dxa" w:w="1514"/>
           </w:tcPr>
           <w:p>
+            <w:pPr>
+              <w:spacing w:before="20" w:after="20"/>
+            </w:pPr>
             <w:r/>
             <w:r>
               <w:rPr>
                 <w:rFonts w:ascii="Verdana" w:hAnsi="Verdana"/>
-                <w:b w:val="0"/>
                 <w:sz w:val="16"/>
               </w:rPr>
               <w:t>mSv</w:t>
@@ -1100,6 +1648,9 @@
             <w:tcW w:type="dxa" w:w="1514"/>
           </w:tcPr>
           <w:p>
+            <w:pPr>
+              <w:spacing w:before="20" w:after="20"/>
+            </w:pPr>
             <w:r/>
             <w:r>
               <w:rPr>
@@ -1116,6 +1667,9 @@
             <w:tcW w:type="dxa" w:w="1514"/>
           </w:tcPr>
           <w:p>
+            <w:pPr>
+              <w:spacing w:before="20" w:after="20"/>
+            </w:pPr>
             <w:r/>
             <w:r>
               <w:rPr>
@@ -1132,6 +1686,9 @@
             <w:tcW w:type="dxa" w:w="1514"/>
           </w:tcPr>
           <w:p>
+            <w:pPr>
+              <w:spacing w:before="20" w:after="20"/>
+            </w:pPr>
             <w:r/>
             <w:r>
               <w:rPr>
@@ -1148,11 +1705,13 @@
             <w:tcW w:type="dxa" w:w="1514"/>
           </w:tcPr>
           <w:p>
+            <w:pPr>
+              <w:spacing w:before="20" w:after="20"/>
+            </w:pPr>
             <w:r/>
             <w:r>
               <w:rPr>
                 <w:rFonts w:ascii="Verdana" w:hAnsi="Verdana"/>
-                <w:b w:val="0"/>
                 <w:sz w:val="16"/>
               </w:rPr>
               <w:t>mSv</w:t>
@@ -1164,6 +1723,9 @@
             <w:tcW w:type="dxa" w:w="1514"/>
           </w:tcPr>
           <w:p>
+            <w:pPr>
+              <w:spacing w:before="20" w:after="20"/>
+            </w:pPr>
             <w:r/>
             <w:r>
               <w:rPr>
@@ -1180,6 +1742,9 @@
             <w:tcW w:type="dxa" w:w="1514"/>
           </w:tcPr>
           <w:p>
+            <w:pPr>
+              <w:spacing w:before="20" w:after="20"/>
+            </w:pPr>
             <w:r/>
             <w:r>
               <w:rPr>
@@ -1196,6 +1761,9 @@
             <w:tcW w:type="dxa" w:w="1514"/>
           </w:tcPr>
           <w:p>
+            <w:pPr>
+              <w:spacing w:before="20" w:after="20"/>
+            </w:pPr>
             <w:r/>
             <w:r>
               <w:rPr>
@@ -1216,6 +1784,9 @@
             <w:tcW w:type="dxa" w:w="1514"/>
           </w:tcPr>
           <w:p>
+            <w:pPr>
+              <w:spacing w:before="20" w:after="20"/>
+            </w:pPr>
             <w:r/>
             <w:r>
               <w:rPr>
@@ -1232,6 +1803,9 @@
             <w:tcW w:type="dxa" w:w="1514"/>
           </w:tcPr>
           <w:p>
+            <w:pPr>
+              <w:spacing w:before="20" w:after="20"/>
+            </w:pPr>
             <w:r/>
             <w:r>
               <w:rPr>
@@ -1248,11 +1822,13 @@
             <w:tcW w:type="dxa" w:w="1514"/>
           </w:tcPr>
           <w:p>
+            <w:pPr>
+              <w:spacing w:before="20" w:after="20"/>
+            </w:pPr>
             <w:r/>
             <w:r>
               <w:rPr>
                 <w:rFonts w:ascii="Verdana" w:hAnsi="Verdana"/>
-                <w:b w:val="0"/>
                 <w:sz w:val="16"/>
               </w:rPr>
               <w:t>mSv</w:t>
@@ -1264,6 +1840,9 @@
             <w:tcW w:type="dxa" w:w="1514"/>
           </w:tcPr>
           <w:p>
+            <w:pPr>
+              <w:spacing w:before="20" w:after="20"/>
+            </w:pPr>
             <w:r/>
             <w:r>
               <w:rPr>
@@ -1280,6 +1859,9 @@
             <w:tcW w:type="dxa" w:w="1514"/>
           </w:tcPr>
           <w:p>
+            <w:pPr>
+              <w:spacing w:before="20" w:after="20"/>
+            </w:pPr>
             <w:r/>
             <w:r>
               <w:rPr>
@@ -1296,6 +1878,9 @@
             <w:tcW w:type="dxa" w:w="1514"/>
           </w:tcPr>
           <w:p>
+            <w:pPr>
+              <w:spacing w:before="20" w:after="20"/>
+            </w:pPr>
             <w:r/>
             <w:r>
               <w:rPr>
@@ -1312,11 +1897,13 @@
             <w:tcW w:type="dxa" w:w="1514"/>
           </w:tcPr>
           <w:p>
+            <w:pPr>
+              <w:spacing w:before="20" w:after="20"/>
+            </w:pPr>
             <w:r/>
             <w:r>
               <w:rPr>
                 <w:rFonts w:ascii="Verdana" w:hAnsi="Verdana"/>
-                <w:b w:val="0"/>
                 <w:sz w:val="16"/>
               </w:rPr>
               <w:t>mSv</w:t>
@@ -1328,6 +1915,9 @@
             <w:tcW w:type="dxa" w:w="1514"/>
           </w:tcPr>
           <w:p>
+            <w:pPr>
+              <w:spacing w:before="20" w:after="20"/>
+            </w:pPr>
             <w:r/>
             <w:r>
               <w:rPr>
@@ -1344,6 +1934,9 @@
             <w:tcW w:type="dxa" w:w="1514"/>
           </w:tcPr>
           <w:p>
+            <w:pPr>
+              <w:spacing w:before="20" w:after="20"/>
+            </w:pPr>
             <w:r/>
             <w:r>
               <w:rPr>
@@ -1360,6 +1953,9 @@
             <w:tcW w:type="dxa" w:w="1514"/>
           </w:tcPr>
           <w:p>
+            <w:pPr>
+              <w:spacing w:before="20" w:after="20"/>
+            </w:pPr>
             <w:r/>
             <w:r>
               <w:rPr>
@@ -1380,6 +1976,9 @@
             <w:tcW w:type="dxa" w:w="1514"/>
           </w:tcPr>
           <w:p>
+            <w:pPr>
+              <w:spacing w:before="20" w:after="20"/>
+            </w:pPr>
             <w:r/>
             <w:r>
               <w:rPr>
@@ -1396,6 +1995,9 @@
             <w:tcW w:type="dxa" w:w="1514"/>
           </w:tcPr>
           <w:p>
+            <w:pPr>
+              <w:spacing w:before="20" w:after="20"/>
+            </w:pPr>
             <w:r/>
             <w:r>
               <w:rPr>
@@ -1412,11 +2014,13 @@
             <w:tcW w:type="dxa" w:w="1514"/>
           </w:tcPr>
           <w:p>
+            <w:pPr>
+              <w:spacing w:before="20" w:after="20"/>
+            </w:pPr>
             <w:r/>
             <w:r>
               <w:rPr>
                 <w:rFonts w:ascii="Verdana" w:hAnsi="Verdana"/>
-                <w:b w:val="0"/>
                 <w:sz w:val="16"/>
               </w:rPr>
               <w:t>mSv</w:t>
@@ -1428,6 +2032,9 @@
             <w:tcW w:type="dxa" w:w="1514"/>
           </w:tcPr>
           <w:p>
+            <w:pPr>
+              <w:spacing w:before="20" w:after="20"/>
+            </w:pPr>
             <w:r/>
             <w:r>
               <w:rPr>
@@ -1444,6 +2051,9 @@
             <w:tcW w:type="dxa" w:w="1514"/>
           </w:tcPr>
           <w:p>
+            <w:pPr>
+              <w:spacing w:before="20" w:after="20"/>
+            </w:pPr>
             <w:r/>
             <w:r>
               <w:rPr>
@@ -1460,6 +2070,9 @@
             <w:tcW w:type="dxa" w:w="1514"/>
           </w:tcPr>
           <w:p>
+            <w:pPr>
+              <w:spacing w:before="20" w:after="20"/>
+            </w:pPr>
             <w:r/>
             <w:r>
               <w:rPr>
@@ -1476,11 +2089,13 @@
             <w:tcW w:type="dxa" w:w="1514"/>
           </w:tcPr>
           <w:p>
+            <w:pPr>
+              <w:spacing w:before="20" w:after="20"/>
+            </w:pPr>
             <w:r/>
             <w:r>
               <w:rPr>
                 <w:rFonts w:ascii="Verdana" w:hAnsi="Verdana"/>
-                <w:b w:val="0"/>
                 <w:sz w:val="16"/>
               </w:rPr>
               <w:t>mSv</w:t>
@@ -1492,6 +2107,9 @@
             <w:tcW w:type="dxa" w:w="1514"/>
           </w:tcPr>
           <w:p>
+            <w:pPr>
+              <w:spacing w:before="20" w:after="20"/>
+            </w:pPr>
             <w:r/>
             <w:r>
               <w:rPr>
@@ -1508,6 +2126,9 @@
             <w:tcW w:type="dxa" w:w="1514"/>
           </w:tcPr>
           <w:p>
+            <w:pPr>
+              <w:spacing w:before="20" w:after="20"/>
+            </w:pPr>
             <w:r/>
             <w:r>
               <w:rPr>
@@ -1524,6 +2145,9 @@
             <w:tcW w:type="dxa" w:w="1514"/>
           </w:tcPr>
           <w:p>
+            <w:pPr>
+              <w:spacing w:before="20" w:after="20"/>
+            </w:pPr>
             <w:r/>
             <w:r>
               <w:rPr>
@@ -1544,6 +2168,9 @@
             <w:tcW w:type="dxa" w:w="1514"/>
           </w:tcPr>
           <w:p>
+            <w:pPr>
+              <w:spacing w:before="20" w:after="20"/>
+            </w:pPr>
             <w:r/>
             <w:r>
               <w:rPr>
@@ -1560,6 +2187,9 @@
             <w:tcW w:type="dxa" w:w="1514"/>
           </w:tcPr>
           <w:p>
+            <w:pPr>
+              <w:spacing w:before="20" w:after="20"/>
+            </w:pPr>
             <w:r/>
             <w:r>
               <w:rPr>
@@ -1576,11 +2206,13 @@
             <w:tcW w:type="dxa" w:w="1514"/>
           </w:tcPr>
           <w:p>
+            <w:pPr>
+              <w:spacing w:before="20" w:after="20"/>
+            </w:pPr>
             <w:r/>
             <w:r>
               <w:rPr>
                 <w:rFonts w:ascii="Verdana" w:hAnsi="Verdana"/>
-                <w:b w:val="0"/>
                 <w:sz w:val="16"/>
               </w:rPr>
               <w:t>nSv/h</w:t>
@@ -1592,6 +2224,9 @@
             <w:tcW w:type="dxa" w:w="1514"/>
           </w:tcPr>
           <w:p>
+            <w:pPr>
+              <w:spacing w:before="20" w:after="20"/>
+            </w:pPr>
             <w:r/>
             <w:r>
               <w:rPr>
@@ -1608,6 +2243,9 @@
             <w:tcW w:type="dxa" w:w="1514"/>
           </w:tcPr>
           <w:p>
+            <w:pPr>
+              <w:spacing w:before="20" w:after="20"/>
+            </w:pPr>
             <w:r/>
             <w:r>
               <w:rPr>
@@ -1624,6 +2262,9 @@
             <w:tcW w:type="dxa" w:w="1514"/>
           </w:tcPr>
           <w:p>
+            <w:pPr>
+              <w:spacing w:before="20" w:after="20"/>
+            </w:pPr>
             <w:r/>
             <w:r>
               <w:rPr>
@@ -1640,11 +2281,13 @@
             <w:tcW w:type="dxa" w:w="1514"/>
           </w:tcPr>
           <w:p>
+            <w:pPr>
+              <w:spacing w:before="20" w:after="20"/>
+            </w:pPr>
             <w:r/>
             <w:r>
               <w:rPr>
                 <w:rFonts w:ascii="Verdana" w:hAnsi="Verdana"/>
-                <w:b w:val="0"/>
                 <w:sz w:val="16"/>
               </w:rPr>
               <w:t>nSv/h</w:t>
@@ -1656,6 +2299,9 @@
             <w:tcW w:type="dxa" w:w="1514"/>
           </w:tcPr>
           <w:p>
+            <w:pPr>
+              <w:spacing w:before="20" w:after="20"/>
+            </w:pPr>
             <w:r/>
             <w:r>
               <w:rPr>
@@ -1672,6 +2318,9 @@
             <w:tcW w:type="dxa" w:w="1514"/>
           </w:tcPr>
           <w:p>
+            <w:pPr>
+              <w:spacing w:before="20" w:after="20"/>
+            </w:pPr>
             <w:r/>
             <w:r>
               <w:rPr>
@@ -1688,6 +2337,9 @@
             <w:tcW w:type="dxa" w:w="1514"/>
           </w:tcPr>
           <w:p>
+            <w:pPr>
+              <w:spacing w:before="20" w:after="20"/>
+            </w:pPr>
             <w:r/>
             <w:r>
               <w:rPr>
@@ -1709,6 +2361,9 @@
             <w:tcW w:type="dxa" w:w="1514"/>
           </w:tcPr>
           <w:p>
+            <w:pPr>
+              <w:spacing w:before="20" w:after="20"/>
+            </w:pPr>
             <w:r/>
             <w:r>
               <w:rPr>
@@ -1725,6 +2380,9 @@
             <w:tcW w:type="dxa" w:w="1514"/>
           </w:tcPr>
           <w:p>
+            <w:pPr>
+              <w:spacing w:before="20" w:after="20"/>
+            </w:pPr>
             <w:r/>
             <w:r>
               <w:rPr>
@@ -1741,14 +2399,24 @@
             <w:tcW w:type="dxa" w:w="1514"/>
           </w:tcPr>
           <w:p>
+            <w:pPr>
+              <w:spacing w:before="20" w:after="20"/>
+            </w:pPr>
             <w:r/>
             <w:r>
               <w:rPr>
                 <w:rFonts w:ascii="Verdana" w:hAnsi="Verdana"/>
-                <w:b w:val="0"/>
                 <w:sz w:val="16"/>
               </w:rPr>
-              <w:t>Bq m-3</w:t>
+              <w:t>Bq m</w:t>
+            </w:r>
+            <w:r>
+              <w:rPr>
+                <w:rFonts w:ascii="Verdana" w:hAnsi="Verdana"/>
+                <w:sz w:val="16"/>
+                <w:vertAlign w:val="superscript"/>
+              </w:rPr>
+              <w:t>-3</w:t>
             </w:r>
           </w:p>
         </w:tc>
@@ -1757,6 +2425,9 @@
             <w:tcW w:type="dxa" w:w="1514"/>
           </w:tcPr>
           <w:p>
+            <w:pPr>
+              <w:spacing w:before="20" w:after="20"/>
+            </w:pPr>
             <w:r/>
             <w:r>
               <w:rPr>
@@ -1773,6 +2444,9 @@
             <w:tcW w:type="dxa" w:w="1514"/>
           </w:tcPr>
           <w:p>
+            <w:pPr>
+              <w:spacing w:before="20" w:after="20"/>
+            </w:pPr>
             <w:r/>
             <w:r>
               <w:rPr>
@@ -1789,6 +2463,9 @@
             <w:tcW w:type="dxa" w:w="1514"/>
           </w:tcPr>
           <w:p>
+            <w:pPr>
+              <w:spacing w:before="20" w:after="20"/>
+            </w:pPr>
             <w:r/>
             <w:r>
               <w:rPr>
@@ -1805,14 +2482,24 @@
             <w:tcW w:type="dxa" w:w="1514"/>
           </w:tcPr>
           <w:p>
+            <w:pPr>
+              <w:spacing w:before="20" w:after="20"/>
+            </w:pPr>
             <w:r/>
             <w:r>
               <w:rPr>
                 <w:rFonts w:ascii="Verdana" w:hAnsi="Verdana"/>
-                <w:b w:val="0"/>
                 <w:sz w:val="16"/>
               </w:rPr>
-              <w:t>Bq m-3</w:t>
+              <w:t>Bq m</w:t>
+            </w:r>
+            <w:r>
+              <w:rPr>
+                <w:rFonts w:ascii="Verdana" w:hAnsi="Verdana"/>
+                <w:sz w:val="16"/>
+                <w:vertAlign w:val="superscript"/>
+              </w:rPr>
+              <w:t>-3</w:t>
             </w:r>
           </w:p>
         </w:tc>
@@ -1821,6 +2508,9 @@
             <w:tcW w:type="dxa" w:w="1514"/>
           </w:tcPr>
           <w:p>
+            <w:pPr>
+              <w:spacing w:before="20" w:after="20"/>
+            </w:pPr>
             <w:r/>
             <w:r>
               <w:rPr>
@@ -1837,6 +2527,9 @@
             <w:tcW w:type="dxa" w:w="1514"/>
           </w:tcPr>
           <w:p>
+            <w:pPr>
+              <w:spacing w:before="20" w:after="20"/>
+            </w:pPr>
             <w:r/>
             <w:r>
               <w:rPr>
@@ -1853,6 +2546,9 @@
             <w:tcW w:type="dxa" w:w="1514"/>
           </w:tcPr>
           <w:p>
+            <w:pPr>
+              <w:spacing w:before="20" w:after="20"/>
+            </w:pPr>
             <w:r/>
             <w:r>
               <w:rPr>
@@ -1873,6 +2569,9 @@
             <w:tcW w:type="dxa" w:w="1514"/>
           </w:tcPr>
           <w:p>
+            <w:pPr>
+              <w:spacing w:before="20" w:after="20"/>
+            </w:pPr>
             <w:r/>
             <w:r>
               <w:rPr>
@@ -1889,6 +2588,9 @@
             <w:tcW w:type="dxa" w:w="1514"/>
           </w:tcPr>
           <w:p>
+            <w:pPr>
+              <w:spacing w:before="20" w:after="20"/>
+            </w:pPr>
             <w:r/>
             <w:r>
               <w:rPr>
@@ -1905,11 +2607,13 @@
             <w:tcW w:type="dxa" w:w="1514"/>
           </w:tcPr>
           <w:p>
+            <w:pPr>
+              <w:spacing w:before="20" w:after="20"/>
+            </w:pPr>
             <w:r/>
             <w:r>
               <w:rPr>
                 <w:rFonts w:ascii="Verdana" w:hAnsi="Verdana"/>
-                <w:b w:val="0"/>
                 <w:sz w:val="16"/>
               </w:rPr>
               <w:t>Bq/l</w:t>
@@ -1921,6 +2625,9 @@
             <w:tcW w:type="dxa" w:w="1514"/>
           </w:tcPr>
           <w:p>
+            <w:pPr>
+              <w:spacing w:before="20" w:after="20"/>
+            </w:pPr>
             <w:r/>
             <w:r>
               <w:rPr>
@@ -1937,6 +2644,9 @@
             <w:tcW w:type="dxa" w:w="1514"/>
           </w:tcPr>
           <w:p>
+            <w:pPr>
+              <w:spacing w:before="20" w:after="20"/>
+            </w:pPr>
             <w:r/>
             <w:r>
               <w:rPr>
@@ -1953,6 +2663,9 @@
             <w:tcW w:type="dxa" w:w="1514"/>
           </w:tcPr>
           <w:p>
+            <w:pPr>
+              <w:spacing w:before="20" w:after="20"/>
+            </w:pPr>
             <w:r/>
             <w:r>
               <w:rPr>
@@ -1969,11 +2682,13 @@
             <w:tcW w:type="dxa" w:w="1514"/>
           </w:tcPr>
           <w:p>
+            <w:pPr>
+              <w:spacing w:before="20" w:after="20"/>
+            </w:pPr>
             <w:r/>
             <w:r>
               <w:rPr>
                 <w:rFonts w:ascii="Verdana" w:hAnsi="Verdana"/>
-                <w:b w:val="0"/>
                 <w:sz w:val="16"/>
               </w:rPr>
               <w:t>Bq/l</w:t>
@@ -1985,6 +2700,9 @@
             <w:tcW w:type="dxa" w:w="1514"/>
           </w:tcPr>
           <w:p>
+            <w:pPr>
+              <w:spacing w:before="20" w:after="20"/>
+            </w:pPr>
             <w:r/>
             <w:r>
               <w:rPr>
@@ -2001,6 +2719,9 @@
             <w:tcW w:type="dxa" w:w="1514"/>
           </w:tcPr>
           <w:p>
+            <w:pPr>
+              <w:spacing w:before="20" w:after="20"/>
+            </w:pPr>
             <w:r/>
             <w:r>
               <w:rPr>
@@ -2017,6 +2738,9 @@
             <w:tcW w:type="dxa" w:w="1514"/>
           </w:tcPr>
           <w:p>
+            <w:pPr>
+              <w:spacing w:before="20" w:after="20"/>
+            </w:pPr>
             <w:r/>
             <w:r>
               <w:rPr>
@@ -2037,6 +2761,9 @@
             <w:tcW w:type="dxa" w:w="1514"/>
           </w:tcPr>
           <w:p>
+            <w:pPr>
+              <w:spacing w:before="20" w:after="20"/>
+            </w:pPr>
             <w:r/>
             <w:r>
               <w:rPr>
@@ -2053,6 +2780,9 @@
             <w:tcW w:type="dxa" w:w="1514"/>
           </w:tcPr>
           <w:p>
+            <w:pPr>
+              <w:spacing w:before="20" w:after="20"/>
+            </w:pPr>
             <w:r/>
             <w:r>
               <w:rPr>
@@ -2069,11 +2799,13 @@
             <w:tcW w:type="dxa" w:w="1514"/>
           </w:tcPr>
           <w:p>
+            <w:pPr>
+              <w:spacing w:before="20" w:after="20"/>
+            </w:pPr>
             <w:r/>
             <w:r>
               <w:rPr>
                 <w:rFonts w:ascii="Verdana" w:hAnsi="Verdana"/>
-                <w:b w:val="0"/>
                 <w:sz w:val="16"/>
               </w:rPr>
               <w:t>/s</w:t>
@@ -2085,6 +2817,9 @@
             <w:tcW w:type="dxa" w:w="1514"/>
           </w:tcPr>
           <w:p>
+            <w:pPr>
+              <w:spacing w:before="20" w:after="20"/>
+            </w:pPr>
             <w:r/>
             <w:r>
               <w:rPr>
@@ -2101,6 +2836,9 @@
             <w:tcW w:type="dxa" w:w="1514"/>
           </w:tcPr>
           <w:p>
+            <w:pPr>
+              <w:spacing w:before="20" w:after="20"/>
+            </w:pPr>
             <w:r/>
             <w:r>
               <w:rPr>
@@ -2117,6 +2855,9 @@
             <w:tcW w:type="dxa" w:w="1514"/>
           </w:tcPr>
           <w:p>
+            <w:pPr>
+              <w:spacing w:before="20" w:after="20"/>
+            </w:pPr>
             <w:r/>
             <w:r>
               <w:rPr>
@@ -2133,11 +2874,13 @@
             <w:tcW w:type="dxa" w:w="1514"/>
           </w:tcPr>
           <w:p>
+            <w:pPr>
+              <w:spacing w:before="20" w:after="20"/>
+            </w:pPr>
             <w:r/>
             <w:r>
               <w:rPr>
                 <w:rFonts w:ascii="Verdana" w:hAnsi="Verdana"/>
-                <w:b w:val="0"/>
                 <w:sz w:val="16"/>
               </w:rPr>
               <w:t>/s</w:t>
@@ -2149,6 +2892,9 @@
             <w:tcW w:type="dxa" w:w="1514"/>
           </w:tcPr>
           <w:p>
+            <w:pPr>
+              <w:spacing w:before="20" w:after="20"/>
+            </w:pPr>
             <w:r/>
             <w:r>
               <w:rPr>
@@ -2165,6 +2911,9 @@
             <w:tcW w:type="dxa" w:w="1514"/>
           </w:tcPr>
           <w:p>
+            <w:pPr>
+              <w:spacing w:before="20" w:after="20"/>
+            </w:pPr>
             <w:r/>
             <w:r>
               <w:rPr>
@@ -2181,6 +2930,9 @@
             <w:tcW w:type="dxa" w:w="1514"/>
           </w:tcPr>
           <w:p>
+            <w:pPr>
+              <w:spacing w:before="20" w:after="20"/>
+            </w:pPr>
             <w:r/>
             <w:r>
               <w:rPr>
@@ -2201,6 +2953,9 @@
             <w:tcW w:type="dxa" w:w="1514"/>
           </w:tcPr>
           <w:p>
+            <w:pPr>
+              <w:spacing w:before="20" w:after="20"/>
+            </w:pPr>
             <w:r/>
             <w:r>
               <w:rPr>
@@ -2217,6 +2972,9 @@
             <w:tcW w:type="dxa" w:w="1514"/>
           </w:tcPr>
           <w:p>
+            <w:pPr>
+              <w:spacing w:before="20" w:after="20"/>
+            </w:pPr>
             <w:r/>
             <w:r>
               <w:rPr>
@@ -2233,11 +2991,13 @@
             <w:tcW w:type="dxa" w:w="1514"/>
           </w:tcPr>
           <w:p>
+            <w:pPr>
+              <w:spacing w:before="20" w:after="20"/>
+            </w:pPr>
             <w:r/>
             <w:r>
               <w:rPr>
                 <w:rFonts w:ascii="Verdana" w:hAnsi="Verdana"/>
-                <w:b w:val="0"/>
                 <w:sz w:val="16"/>
               </w:rPr>
               <w:t>/s</w:t>
@@ -2249,6 +3009,9 @@
             <w:tcW w:type="dxa" w:w="1514"/>
           </w:tcPr>
           <w:p>
+            <w:pPr>
+              <w:spacing w:before="20" w:after="20"/>
+            </w:pPr>
             <w:r/>
             <w:r>
               <w:rPr>
@@ -2265,6 +3028,9 @@
             <w:tcW w:type="dxa" w:w="1514"/>
           </w:tcPr>
           <w:p>
+            <w:pPr>
+              <w:spacing w:before="20" w:after="20"/>
+            </w:pPr>
             <w:r/>
             <w:r>
               <w:rPr>
@@ -2281,6 +3047,9 @@
             <w:tcW w:type="dxa" w:w="1514"/>
           </w:tcPr>
           <w:p>
+            <w:pPr>
+              <w:spacing w:before="20" w:after="20"/>
+            </w:pPr>
             <w:r/>
             <w:r>
               <w:rPr>
@@ -2297,11 +3066,13 @@
             <w:tcW w:type="dxa" w:w="1514"/>
           </w:tcPr>
           <w:p>
+            <w:pPr>
+              <w:spacing w:before="20" w:after="20"/>
+            </w:pPr>
             <w:r/>
             <w:r>
               <w:rPr>
                 <w:rFonts w:ascii="Verdana" w:hAnsi="Verdana"/>
-                <w:b w:val="0"/>
                 <w:sz w:val="16"/>
               </w:rPr>
               <w:t>/s</w:t>
@@ -2313,6 +3084,9 @@
             <w:tcW w:type="dxa" w:w="1514"/>
           </w:tcPr>
           <w:p>
+            <w:pPr>
+              <w:spacing w:before="20" w:after="20"/>
+            </w:pPr>
             <w:r/>
             <w:r>
               <w:rPr>
@@ -2329,6 +3103,9 @@
             <w:tcW w:type="dxa" w:w="1514"/>
           </w:tcPr>
           <w:p>
+            <w:pPr>
+              <w:spacing w:before="20" w:after="20"/>
+            </w:pPr>
             <w:r/>
             <w:r>
               <w:rPr>
@@ -2345,6 +3122,9 @@
             <w:tcW w:type="dxa" w:w="1514"/>
           </w:tcPr>
           <w:p>
+            <w:pPr>
+              <w:spacing w:before="20" w:after="20"/>
+            </w:pPr>
             <w:r/>
             <w:r>
               <w:rPr>

--- a/docx/en/BUFRCREX_TableB_en_24.docx
+++ b/docx/en/BUFRCREX_TableB_en_24.docx
@@ -13,376 +13,6 @@
           <w:sz w:val="22"/>
         </w:rPr>
         <w:t>Class 24: Radiological elements</w:t>
-      </w:r>
-    </w:p>
-    <w:p>
-      <w:r>
-        <w:rPr>
-          <w:rFonts w:ascii="Verdana" w:hAnsi="Verdana"/>
-          <w:i/>
-          <w:sz w:val="14"/>
-        </w:rPr>
-        <w:t>Note 23: A precipitation value of -0.1 kg m-2 before scaling (-1 after scaling or in CREX) shall indicate a "trace" (non-measurable, less than 0.05 kg m-2).</w:t>
-      </w:r>
-    </w:p>
-    <w:p>
-      <w:r>
-        <w:rPr>
-          <w:rFonts w:ascii="Verdana" w:hAnsi="Verdana"/>
-          <w:i/>
-          <w:sz w:val="14"/>
-        </w:rPr>
-        <w:t>Note 25: A previously defined significance may be cancelled by transmitting a "missing" from the appropriate code or flag table.</w:t>
-      </w:r>
-    </w:p>
-    <w:p>
-      <w:r>
-        <w:rPr>
-          <w:rFonts w:ascii="Verdana" w:hAnsi="Verdana"/>
-          <w:i/>
-          <w:sz w:val="14"/>
-        </w:rPr>
-        <w:t>Note 27: All times are Universal Time Coordinated (UTC) unless otherwise noted.</w:t>
-      </w:r>
-    </w:p>
-    <w:p>
-      <w:r>
-        <w:rPr>
-          <w:rFonts w:ascii="Verdana" w:hAnsi="Verdana"/>
-          <w:i/>
-          <w:sz w:val="14"/>
-        </w:rPr>
-        <w:t>Note 32: Bearing or azimuth shall only be used with respect to a stated location, and shall not redefine that location.</w:t>
-      </w:r>
-    </w:p>
-    <w:p>
-      <w:r>
-        <w:rPr>
-          <w:rFonts w:ascii="Verdana" w:hAnsi="Verdana"/>
-          <w:i/>
-          <w:sz w:val="14"/>
-        </w:rPr>
-        <w:t>Note 62: Distance shall only be used with respect to a stated location and a bearing, azimuth or elevation; it shall not redefine that location.</w:t>
-      </w:r>
-    </w:p>
-    <w:p>
-      <w:r>
-        <w:rPr>
-          <w:rFonts w:ascii="Verdana" w:hAnsi="Verdana"/>
-          <w:i/>
-          <w:sz w:val="14"/>
-        </w:rPr>
-        <w:t>Note 63: Downward radiation shall be assigned positive values.</w:t>
-      </w:r>
-    </w:p>
-    <w:p>
-      <w:r>
-        <w:rPr>
-          <w:rFonts w:ascii="Verdana" w:hAnsi="Verdana"/>
-          <w:i/>
-          <w:sz w:val="14"/>
-        </w:rPr>
-        <w:t>Note 64: Downward w-components shall be assigned positive values where units are Pa s-1.</w:t>
-      </w:r>
-    </w:p>
-    <w:p>
-      <w:r>
-        <w:rPr>
-          <w:rFonts w:ascii="Verdana" w:hAnsi="Verdana"/>
-          <w:i/>
-          <w:sz w:val="14"/>
-        </w:rPr>
-        <w:t>Note 66: East to west increments shall be assigned negative values.</w:t>
-      </w:r>
-    </w:p>
-    <w:p>
-      <w:r>
-        <w:rPr>
-          <w:rFonts w:ascii="Verdana" w:hAnsi="Verdana"/>
-          <w:i/>
-          <w:sz w:val="14"/>
-        </w:rPr>
-        <w:t>Note 75: For CREX descriptors F = B, not 0.</w:t>
-      </w:r>
-    </w:p>
-    <w:p>
-      <w:r>
-        <w:rPr>
-          <w:rFonts w:ascii="Verdana" w:hAnsi="Verdana"/>
-          <w:i/>
-          <w:sz w:val="14"/>
-        </w:rPr>
-        <w:t>Note 92: In order to distinguish unambiguously the cases of missing data and saturated pixels, n-bit image data should be encoded using a data width of n+1. Where such a descriptor is not already available in Class 30, operator descriptor 2 01 YYY should be used to modify the data width of the existing entry as required.</w:t>
-      </w:r>
-    </w:p>
-    <w:p>
-      <w:r>
-        <w:rPr>
-          <w:rFonts w:ascii="Verdana" w:hAnsi="Verdana"/>
-          <w:i/>
-          <w:sz w:val="14"/>
-        </w:rPr>
-        <w:t>Note 105: Negative time periods or displacements shall be used to indicate time periods or displacements preceding the currently defined time.</w:t>
-      </w:r>
-    </w:p>
-    <w:p>
-      <w:r>
-        <w:rPr>
-          <w:rFonts w:ascii="Verdana" w:hAnsi="Verdana"/>
-          <w:i/>
-          <w:sz w:val="14"/>
-        </w:rPr>
-        <w:t>Note 110: North to south increments shall be assigned negative values.</w:t>
-      </w:r>
-    </w:p>
-    <w:p>
-      <w:r>
-        <w:rPr>
-          <w:rFonts w:ascii="Verdana" w:hAnsi="Verdana"/>
-          <w:i/>
-          <w:sz w:val="14"/>
-        </w:rPr>
-        <w:t>Note 115: Pixel data width can be changed with descriptor 2 01 YYY.</w:t>
-      </w:r>
-    </w:p>
-    <w:p>
-      <w:r>
-        <w:rPr>
-          <w:rFonts w:ascii="Verdana" w:hAnsi="Verdana"/>
-          <w:i/>
-          <w:sz w:val="14"/>
-        </w:rPr>
-        <w:t>Note 121: Some indication of expected accuracy may be implied in conjunction with certain elements in this class.</w:t>
-      </w:r>
-    </w:p>
-    <w:p>
-      <w:r>
-        <w:rPr>
-          <w:rFonts w:ascii="Verdana" w:hAnsi="Verdana"/>
-          <w:i/>
-          <w:sz w:val="14"/>
-        </w:rPr>
-        <w:t>Note 122: South latitude shall be assigned negative values.</w:t>
-      </w:r>
-    </w:p>
-    <w:p>
-      <w:r>
-        <w:rPr>
-          <w:rFonts w:ascii="Verdana" w:hAnsi="Verdana"/>
-          <w:i/>
-          <w:sz w:val="14"/>
-        </w:rPr>
-        <w:t>Note 123: South to north v-components shall be assigned positive values.</w:t>
-      </w:r>
-    </w:p>
-    <w:p>
-      <w:r>
-        <w:rPr>
-          <w:rFonts w:ascii="Verdana" w:hAnsi="Verdana"/>
-          <w:i/>
-          <w:sz w:val="14"/>
-        </w:rPr>
-        <w:t>Note 126: Surface wind direction measured at a station within 1° of the North Pole or within 1° of the South Pole shall be reported in such a way that the azimuth ring shall be aligned with its zero coinciding with the Greenwich 0° meridian.</w:t>
-      </w:r>
-    </w:p>
-    <w:p>
-      <w:r>
-        <w:rPr>
-          <w:rFonts w:ascii="Verdana" w:hAnsi="Verdana"/>
-          <w:i/>
-          <w:sz w:val="14"/>
-        </w:rPr>
-        <w:t>Note 140: The pixel size on horizontal - 1 is given at location where map scale factor is unity.</w:t>
-      </w:r>
-    </w:p>
-    <w:p>
-      <w:r>
-        <w:rPr>
-          <w:rFonts w:ascii="Verdana" w:hAnsi="Verdana"/>
-          <w:i/>
-          <w:sz w:val="14"/>
-        </w:rPr>
-        <w:t>Note 141: The pixel size on horizontal - 2 is given at location where map scale factor is unity.</w:t>
-      </w:r>
-    </w:p>
-    <w:p>
-      <w:r>
-        <w:rPr>
-          <w:rFonts w:ascii="Verdana" w:hAnsi="Verdana"/>
-          <w:i/>
-          <w:sz w:val="14"/>
-        </w:rPr>
-        <w:t>Note 145: The significance of time periods or displacements may be indicated using the time significance code corresponding to table reference 0 08 021.</w:t>
-      </w:r>
-    </w:p>
-    <w:p>
-      <w:r>
-        <w:rPr>
-          <w:rFonts w:ascii="Verdana" w:hAnsi="Verdana"/>
-          <w:i/>
-          <w:sz w:val="14"/>
-        </w:rPr>
-        <w:t>Note 149: The time location, when used with forecast values, shall indicate the time of the initial state for the forecast, or the beginning of the forecast period; when used with ensemble means of forecast values, the time location shall indicate the initial state or the beginning of the first forecast over which ensemble means are derived.</w:t>
-      </w:r>
-    </w:p>
-    <w:p>
-      <w:r>
-        <w:rPr>
-          <w:rFonts w:ascii="Verdana" w:hAnsi="Verdana"/>
-          <w:i/>
-          <w:sz w:val="14"/>
-        </w:rPr>
-        <w:t>Note 155: This class may also contain elements relating to observational procedures.</w:t>
-      </w:r>
-    </w:p>
-    <w:p>
-      <w:r>
-        <w:rPr>
-          <w:rFonts w:ascii="Verdana" w:hAnsi="Verdana"/>
-          <w:i/>
-          <w:sz w:val="14"/>
-        </w:rPr>
-        <w:t>Note 156: This class shall contain elements to describe the instrumentation used to obtain the meteorological elements reported.</w:t>
-      </w:r>
-    </w:p>
-    <w:p>
-      <w:r>
-        <w:rPr>
-          <w:rFonts w:ascii="Verdana" w:hAnsi="Verdana"/>
-          <w:i/>
-          <w:sz w:val="14"/>
-        </w:rPr>
-        <w:t>Note 158: Time periods or displacements and time increments require an initial time location to be defined prior to their use, followed where appropriate by a time significance definition.</w:t>
-      </w:r>
-    </w:p>
-    <w:p>
-      <w:r>
-        <w:rPr>
-          <w:rFonts w:ascii="Verdana" w:hAnsi="Verdana"/>
-          <w:i/>
-          <w:sz w:val="14"/>
-        </w:rPr>
-        <w:t>Note 160: Upward radiation shall be assigned negative values.</w:t>
-      </w:r>
-    </w:p>
-    <w:p>
-      <w:r>
-        <w:rPr>
-          <w:rFonts w:ascii="Verdana" w:hAnsi="Verdana"/>
-          <w:i/>
-          <w:sz w:val="14"/>
-        </w:rPr>
-        <w:t>Note 161: Upward w-components shall be assigned positive values where units are m s-1.</w:t>
-      </w:r>
-    </w:p>
-    <w:p>
-      <w:r>
-        <w:rPr>
-          <w:rFonts w:ascii="Verdana" w:hAnsi="Verdana"/>
-          <w:i/>
-          <w:sz w:val="14"/>
-        </w:rPr>
-        <w:t>Note 162: Useful ranges used above:1011 Bq to 1019 Bq for releases;10-2 Bq to 107 Bq and 10-2 mSv to 107 mSv for concentration and doses.</w:t>
-      </w:r>
-    </w:p>
-    <w:p>
-      <w:r>
-        <w:rPr>
-          <w:rFonts w:ascii="Verdana" w:hAnsi="Verdana"/>
-          <w:i/>
-          <w:sz w:val="14"/>
-        </w:rPr>
-        <w:t>Note 163: Values of latitude and latitude increments are limited to the range -90 degrees to +90 degrees.</w:t>
-      </w:r>
-    </w:p>
-    <w:p>
-      <w:r>
-        <w:rPr>
-          <w:rFonts w:ascii="Verdana" w:hAnsi="Verdana"/>
-          <w:i/>
-          <w:sz w:val="14"/>
-        </w:rPr>
-        <w:t>Note 164: Values of longitude are limited to the range -180 degrees to +180 degrees.</w:t>
-      </w:r>
-    </w:p>
-    <w:p>
-      <w:r>
-        <w:rPr>
-          <w:rFonts w:ascii="Verdana" w:hAnsi="Verdana"/>
-          <w:i/>
-          <w:sz w:val="14"/>
-        </w:rPr>
-        <w:t>Note 165: Vertical elements and pressure shall be used to define values of these elements independent of the element or variable denoting the vertical coordinate.</w:t>
-      </w:r>
-    </w:p>
-    <w:p>
-      <w:r>
-        <w:rPr>
-          <w:rFonts w:ascii="Verdana" w:hAnsi="Verdana"/>
-          <w:i/>
-          <w:sz w:val="14"/>
-        </w:rPr>
-        <w:t>Note 166: West longitude shall be assigned negative values.</w:t>
-      </w:r>
-    </w:p>
-    <w:p>
-      <w:r>
-        <w:rPr>
-          <w:rFonts w:ascii="Verdana" w:hAnsi="Verdana"/>
-          <w:i/>
-          <w:sz w:val="14"/>
-        </w:rPr>
-        <w:t>Note 167: West to east u-components shall be assigned positive values.</w:t>
-      </w:r>
-    </w:p>
-    <w:p>
-      <w:r>
-        <w:rPr>
-          <w:rFonts w:ascii="Verdana" w:hAnsi="Verdana"/>
-          <w:i/>
-          <w:sz w:val="14"/>
-        </w:rPr>
-        <w:t>Note 176: Where more than one time period or displacement is required to define complex time structures, they shall be defined in immediate succession, and the following ordering shall apply: ensemble period (if required), followed by forecast period (if required), followed by period for averaging or accumulation (if required).</w:t>
-      </w:r>
-    </w:p>
-    <w:p>
-      <w:r>
-        <w:rPr>
-          <w:rFonts w:ascii="Verdana" w:hAnsi="Verdana"/>
-          <w:i/>
-          <w:sz w:val="14"/>
-        </w:rPr>
-        <w:t>Note 178: Where the expression "period specified" is entered under element name, an appropriate period shall be specified using descriptors from Class 04.</w:t>
-      </w:r>
-    </w:p>
-    <w:p>
-      <w:r>
-        <w:rPr>
-          <w:rFonts w:ascii="Verdana" w:hAnsi="Verdana"/>
-          <w:i/>
-          <w:sz w:val="14"/>
-        </w:rPr>
-        <w:t>Note 179: Where values are accumulated or averaged (for example over a time period), the total number of values from which the accumulated or averaged values are obtained may be represented using reference 0 08 022.</w:t>
-      </w:r>
-    </w:p>
-    <w:p>
-      <w:r>
-        <w:rPr>
-          <w:rFonts w:ascii="Verdana" w:hAnsi="Verdana"/>
-          <w:i/>
-          <w:sz w:val="14"/>
-        </w:rPr>
-        <w:t>Note 180: Wind reporting standards: Speed Direction No observation Missing Missing Calm 0 0 Normal observation &gt; 0 1° - 360° Speed only &gt; 0 Missing Direction only Missing 1°-360° "Light and variable" &gt; 0 0</w:t>
-      </w:r>
-    </w:p>
-    <w:p>
-      <w:r>
-        <w:rPr>
-          <w:rFonts w:ascii="Verdana" w:hAnsi="Verdana"/>
-          <w:i/>
-          <w:sz w:val="14"/>
-        </w:rPr>
-        <w:t>Note 181: Wind waves and waves reporting standards:Observation Speed Direction No observation Missing Missing Calm 0 0 Normal observation &gt;0 1-360 Speed only &gt;0 Missing Direction only Missing 1-360"Light and variable" &gt;0 0</w:t>
       </w:r>
     </w:p>
     <w:tbl>
@@ -3137,6 +2767,377 @@
         </w:tc>
       </w:tr>
     </w:tbl>
+    <w:p/>
+    <w:p>
+      <w:r>
+        <w:rPr>
+          <w:rFonts w:ascii="Verdana" w:hAnsi="Verdana"/>
+          <w:i/>
+          <w:sz w:val="14"/>
+        </w:rPr>
+        <w:t>Note 23: A precipitation value of -0.1 kg m-2 before scaling (-1 after scaling or in CREX) shall indicate a "trace" (non-measurable, less than 0.05 kg m-2).</w:t>
+      </w:r>
+    </w:p>
+    <w:p>
+      <w:r>
+        <w:rPr>
+          <w:rFonts w:ascii="Verdana" w:hAnsi="Verdana"/>
+          <w:i/>
+          <w:sz w:val="14"/>
+        </w:rPr>
+        <w:t>Note 25: A previously defined significance may be cancelled by transmitting a "missing" from the appropriate code or flag table.</w:t>
+      </w:r>
+    </w:p>
+    <w:p>
+      <w:r>
+        <w:rPr>
+          <w:rFonts w:ascii="Verdana" w:hAnsi="Verdana"/>
+          <w:i/>
+          <w:sz w:val="14"/>
+        </w:rPr>
+        <w:t>Note 27: All times are Universal Time Coordinated (UTC) unless otherwise noted.</w:t>
+      </w:r>
+    </w:p>
+    <w:p>
+      <w:r>
+        <w:rPr>
+          <w:rFonts w:ascii="Verdana" w:hAnsi="Verdana"/>
+          <w:i/>
+          <w:sz w:val="14"/>
+        </w:rPr>
+        <w:t>Note 32: Bearing or azimuth shall only be used with respect to a stated location, and shall not redefine that location.</w:t>
+      </w:r>
+    </w:p>
+    <w:p>
+      <w:r>
+        <w:rPr>
+          <w:rFonts w:ascii="Verdana" w:hAnsi="Verdana"/>
+          <w:i/>
+          <w:sz w:val="14"/>
+        </w:rPr>
+        <w:t>Note 62: Distance shall only be used with respect to a stated location and a bearing, azimuth or elevation; it shall not redefine that location.</w:t>
+      </w:r>
+    </w:p>
+    <w:p>
+      <w:r>
+        <w:rPr>
+          <w:rFonts w:ascii="Verdana" w:hAnsi="Verdana"/>
+          <w:i/>
+          <w:sz w:val="14"/>
+        </w:rPr>
+        <w:t>Note 63: Downward radiation shall be assigned positive values.</w:t>
+      </w:r>
+    </w:p>
+    <w:p>
+      <w:r>
+        <w:rPr>
+          <w:rFonts w:ascii="Verdana" w:hAnsi="Verdana"/>
+          <w:i/>
+          <w:sz w:val="14"/>
+        </w:rPr>
+        <w:t>Note 64: Downward w-components shall be assigned positive values where units are Pa s-1.</w:t>
+      </w:r>
+    </w:p>
+    <w:p>
+      <w:r>
+        <w:rPr>
+          <w:rFonts w:ascii="Verdana" w:hAnsi="Verdana"/>
+          <w:i/>
+          <w:sz w:val="14"/>
+        </w:rPr>
+        <w:t>Note 66: East to west increments shall be assigned negative values.</w:t>
+      </w:r>
+    </w:p>
+    <w:p>
+      <w:r>
+        <w:rPr>
+          <w:rFonts w:ascii="Verdana" w:hAnsi="Verdana"/>
+          <w:i/>
+          <w:sz w:val="14"/>
+        </w:rPr>
+        <w:t>Note 75: For CREX descriptors F = B, not 0.</w:t>
+      </w:r>
+    </w:p>
+    <w:p>
+      <w:r>
+        <w:rPr>
+          <w:rFonts w:ascii="Verdana" w:hAnsi="Verdana"/>
+          <w:i/>
+          <w:sz w:val="14"/>
+        </w:rPr>
+        <w:t>Note 92: In order to distinguish unambiguously the cases of missing data and saturated pixels, n-bit image data should be encoded using a data width of n+1. Where such a descriptor is not already available in Class 30, operator descriptor 2 01 YYY should be used to modify the data width of the existing entry as required.</w:t>
+      </w:r>
+    </w:p>
+    <w:p>
+      <w:r>
+        <w:rPr>
+          <w:rFonts w:ascii="Verdana" w:hAnsi="Verdana"/>
+          <w:i/>
+          <w:sz w:val="14"/>
+        </w:rPr>
+        <w:t>Note 105: Negative time periods or displacements shall be used to indicate time periods or displacements preceding the currently defined time.</w:t>
+      </w:r>
+    </w:p>
+    <w:p>
+      <w:r>
+        <w:rPr>
+          <w:rFonts w:ascii="Verdana" w:hAnsi="Verdana"/>
+          <w:i/>
+          <w:sz w:val="14"/>
+        </w:rPr>
+        <w:t>Note 110: North to south increments shall be assigned negative values.</w:t>
+      </w:r>
+    </w:p>
+    <w:p>
+      <w:r>
+        <w:rPr>
+          <w:rFonts w:ascii="Verdana" w:hAnsi="Verdana"/>
+          <w:i/>
+          <w:sz w:val="14"/>
+        </w:rPr>
+        <w:t>Note 115: Pixel data width can be changed with descriptor 2 01 YYY.</w:t>
+      </w:r>
+    </w:p>
+    <w:p>
+      <w:r>
+        <w:rPr>
+          <w:rFonts w:ascii="Verdana" w:hAnsi="Verdana"/>
+          <w:i/>
+          <w:sz w:val="14"/>
+        </w:rPr>
+        <w:t>Note 121: Some indication of expected accuracy may be implied in conjunction with certain elements in this class.</w:t>
+      </w:r>
+    </w:p>
+    <w:p>
+      <w:r>
+        <w:rPr>
+          <w:rFonts w:ascii="Verdana" w:hAnsi="Verdana"/>
+          <w:i/>
+          <w:sz w:val="14"/>
+        </w:rPr>
+        <w:t>Note 122: South latitude shall be assigned negative values.</w:t>
+      </w:r>
+    </w:p>
+    <w:p>
+      <w:r>
+        <w:rPr>
+          <w:rFonts w:ascii="Verdana" w:hAnsi="Verdana"/>
+          <w:i/>
+          <w:sz w:val="14"/>
+        </w:rPr>
+        <w:t>Note 123: South to north v-components shall be assigned positive values.</w:t>
+      </w:r>
+    </w:p>
+    <w:p>
+      <w:r>
+        <w:rPr>
+          <w:rFonts w:ascii="Verdana" w:hAnsi="Verdana"/>
+          <w:i/>
+          <w:sz w:val="14"/>
+        </w:rPr>
+        <w:t>Note 126: Surface wind direction measured at a station within 1° of the North Pole or within 1° of the South Pole shall be reported in such a way that the azimuth ring shall be aligned with its zero coinciding with the Greenwich 0° meridian.</w:t>
+      </w:r>
+    </w:p>
+    <w:p>
+      <w:r>
+        <w:rPr>
+          <w:rFonts w:ascii="Verdana" w:hAnsi="Verdana"/>
+          <w:i/>
+          <w:sz w:val="14"/>
+        </w:rPr>
+        <w:t>Note 140: The pixel size on horizontal - 1 is given at location where map scale factor is unity.</w:t>
+      </w:r>
+    </w:p>
+    <w:p>
+      <w:r>
+        <w:rPr>
+          <w:rFonts w:ascii="Verdana" w:hAnsi="Verdana"/>
+          <w:i/>
+          <w:sz w:val="14"/>
+        </w:rPr>
+        <w:t>Note 141: The pixel size on horizontal - 2 is given at location where map scale factor is unity.</w:t>
+      </w:r>
+    </w:p>
+    <w:p>
+      <w:r>
+        <w:rPr>
+          <w:rFonts w:ascii="Verdana" w:hAnsi="Verdana"/>
+          <w:i/>
+          <w:sz w:val="14"/>
+        </w:rPr>
+        <w:t>Note 145: The significance of time periods or displacements may be indicated using the time significance code corresponding to table reference 0 08 021.</w:t>
+      </w:r>
+    </w:p>
+    <w:p>
+      <w:r>
+        <w:rPr>
+          <w:rFonts w:ascii="Verdana" w:hAnsi="Verdana"/>
+          <w:i/>
+          <w:sz w:val="14"/>
+        </w:rPr>
+        <w:t>Note 149: The time location, when used with forecast values, shall indicate the time of the initial state for the forecast, or the beginning of the forecast period; when used with ensemble means of forecast values, the time location shall indicate the initial state or the beginning of the first forecast over which ensemble means are derived.</w:t>
+      </w:r>
+    </w:p>
+    <w:p>
+      <w:r>
+        <w:rPr>
+          <w:rFonts w:ascii="Verdana" w:hAnsi="Verdana"/>
+          <w:i/>
+          <w:sz w:val="14"/>
+        </w:rPr>
+        <w:t>Note 155: This class may also contain elements relating to observational procedures.</w:t>
+      </w:r>
+    </w:p>
+    <w:p>
+      <w:r>
+        <w:rPr>
+          <w:rFonts w:ascii="Verdana" w:hAnsi="Verdana"/>
+          <w:i/>
+          <w:sz w:val="14"/>
+        </w:rPr>
+        <w:t>Note 156: This class shall contain elements to describe the instrumentation used to obtain the meteorological elements reported.</w:t>
+      </w:r>
+    </w:p>
+    <w:p>
+      <w:r>
+        <w:rPr>
+          <w:rFonts w:ascii="Verdana" w:hAnsi="Verdana"/>
+          <w:i/>
+          <w:sz w:val="14"/>
+        </w:rPr>
+        <w:t>Note 158: Time periods or displacements and time increments require an initial time location to be defined prior to their use, followed where appropriate by a time significance definition.</w:t>
+      </w:r>
+    </w:p>
+    <w:p>
+      <w:r>
+        <w:rPr>
+          <w:rFonts w:ascii="Verdana" w:hAnsi="Verdana"/>
+          <w:i/>
+          <w:sz w:val="14"/>
+        </w:rPr>
+        <w:t>Note 160: Upward radiation shall be assigned negative values.</w:t>
+      </w:r>
+    </w:p>
+    <w:p>
+      <w:r>
+        <w:rPr>
+          <w:rFonts w:ascii="Verdana" w:hAnsi="Verdana"/>
+          <w:i/>
+          <w:sz w:val="14"/>
+        </w:rPr>
+        <w:t>Note 161: Upward w-components shall be assigned positive values where units are m s-1.</w:t>
+      </w:r>
+    </w:p>
+    <w:p>
+      <w:r>
+        <w:rPr>
+          <w:rFonts w:ascii="Verdana" w:hAnsi="Verdana"/>
+          <w:i/>
+          <w:sz w:val="14"/>
+        </w:rPr>
+        <w:t>Note 162: Useful ranges used above:1011 Bq to 1019 Bq for releases;10-2 Bq to 107 Bq and 10-2 mSv to 107 mSv for concentration and doses.</w:t>
+      </w:r>
+    </w:p>
+    <w:p>
+      <w:r>
+        <w:rPr>
+          <w:rFonts w:ascii="Verdana" w:hAnsi="Verdana"/>
+          <w:i/>
+          <w:sz w:val="14"/>
+        </w:rPr>
+        <w:t>Note 163: Values of latitude and latitude increments are limited to the range -90 degrees to +90 degrees.</w:t>
+      </w:r>
+    </w:p>
+    <w:p>
+      <w:r>
+        <w:rPr>
+          <w:rFonts w:ascii="Verdana" w:hAnsi="Verdana"/>
+          <w:i/>
+          <w:sz w:val="14"/>
+        </w:rPr>
+        <w:t>Note 164: Values of longitude are limited to the range -180 degrees to +180 degrees.</w:t>
+      </w:r>
+    </w:p>
+    <w:p>
+      <w:r>
+        <w:rPr>
+          <w:rFonts w:ascii="Verdana" w:hAnsi="Verdana"/>
+          <w:i/>
+          <w:sz w:val="14"/>
+        </w:rPr>
+        <w:t>Note 165: Vertical elements and pressure shall be used to define values of these elements independent of the element or variable denoting the vertical coordinate.</w:t>
+      </w:r>
+    </w:p>
+    <w:p>
+      <w:r>
+        <w:rPr>
+          <w:rFonts w:ascii="Verdana" w:hAnsi="Verdana"/>
+          <w:i/>
+          <w:sz w:val="14"/>
+        </w:rPr>
+        <w:t>Note 166: West longitude shall be assigned negative values.</w:t>
+      </w:r>
+    </w:p>
+    <w:p>
+      <w:r>
+        <w:rPr>
+          <w:rFonts w:ascii="Verdana" w:hAnsi="Verdana"/>
+          <w:i/>
+          <w:sz w:val="14"/>
+        </w:rPr>
+        <w:t>Note 167: West to east u-components shall be assigned positive values.</w:t>
+      </w:r>
+    </w:p>
+    <w:p>
+      <w:r>
+        <w:rPr>
+          <w:rFonts w:ascii="Verdana" w:hAnsi="Verdana"/>
+          <w:i/>
+          <w:sz w:val="14"/>
+        </w:rPr>
+        <w:t>Note 176: Where more than one time period or displacement is required to define complex time structures, they shall be defined in immediate succession, and the following ordering shall apply: ensemble period (if required), followed by forecast period (if required), followed by period for averaging or accumulation (if required).</w:t>
+      </w:r>
+    </w:p>
+    <w:p>
+      <w:r>
+        <w:rPr>
+          <w:rFonts w:ascii="Verdana" w:hAnsi="Verdana"/>
+          <w:i/>
+          <w:sz w:val="14"/>
+        </w:rPr>
+        <w:t>Note 178: Where the expression "period specified" is entered under element name, an appropriate period shall be specified using descriptors from Class 04.</w:t>
+      </w:r>
+    </w:p>
+    <w:p>
+      <w:r>
+        <w:rPr>
+          <w:rFonts w:ascii="Verdana" w:hAnsi="Verdana"/>
+          <w:i/>
+          <w:sz w:val="14"/>
+        </w:rPr>
+        <w:t>Note 179: Where values are accumulated or averaged (for example over a time period), the total number of values from which the accumulated or averaged values are obtained may be represented using reference 0 08 022.</w:t>
+      </w:r>
+    </w:p>
+    <w:p>
+      <w:r>
+        <w:rPr>
+          <w:rFonts w:ascii="Verdana" w:hAnsi="Verdana"/>
+          <w:i/>
+          <w:sz w:val="14"/>
+        </w:rPr>
+        <w:t>Note 180: Wind reporting standards: Speed Direction No observation Missing Missing Calm 0 0 Normal observation &gt; 0 1° - 360° Speed only &gt; 0 Missing Direction only Missing 1°-360° "Light and variable" &gt; 0 0</w:t>
+      </w:r>
+    </w:p>
+    <w:p>
+      <w:r>
+        <w:rPr>
+          <w:rFonts w:ascii="Verdana" w:hAnsi="Verdana"/>
+          <w:i/>
+          <w:sz w:val="14"/>
+        </w:rPr>
+        <w:t>Note 181: Wind waves and waves reporting standards:Observation Speed Direction No observation Missing Missing Calm 0 0 Normal observation &gt;0 1-360 Speed only &gt;0 Missing Direction only Missing 1-360"Light and variable" &gt;0 0</w:t>
+      </w:r>
+    </w:p>
     <w:sectPr>
       <w:pgSz w:w="16838" w:h="11906" w:orient="landscape"/>
       <w:pgMar w:top="850" w:right="850" w:bottom="850" w:left="850" w:header="720" w:footer="720" w:gutter="0"/>

--- a/docx/en/BUFRCREX_TableB_en_24.docx
+++ b/docx/en/BUFRCREX_TableB_en_24.docx
@@ -2775,367 +2775,7 @@
           <w:i/>
           <w:sz w:val="14"/>
         </w:rPr>
-        <w:t>Note 23: A precipitation value of -0.1 kg m-2 before scaling (-1 after scaling or in CREX) shall indicate a "trace" (non-measurable, less than 0.05 kg m-2).</w:t>
-      </w:r>
-    </w:p>
-    <w:p>
-      <w:r>
-        <w:rPr>
-          <w:rFonts w:ascii="Verdana" w:hAnsi="Verdana"/>
-          <w:i/>
-          <w:sz w:val="14"/>
-        </w:rPr>
-        <w:t>Note 25: A previously defined significance may be cancelled by transmitting a "missing" from the appropriate code or flag table.</w:t>
-      </w:r>
-    </w:p>
-    <w:p>
-      <w:r>
-        <w:rPr>
-          <w:rFonts w:ascii="Verdana" w:hAnsi="Verdana"/>
-          <w:i/>
-          <w:sz w:val="14"/>
-        </w:rPr>
-        <w:t>Note 27: All times are Universal Time Coordinated (UTC) unless otherwise noted.</w:t>
-      </w:r>
-    </w:p>
-    <w:p>
-      <w:r>
-        <w:rPr>
-          <w:rFonts w:ascii="Verdana" w:hAnsi="Verdana"/>
-          <w:i/>
-          <w:sz w:val="14"/>
-        </w:rPr>
-        <w:t>Note 32: Bearing or azimuth shall only be used with respect to a stated location, and shall not redefine that location.</w:t>
-      </w:r>
-    </w:p>
-    <w:p>
-      <w:r>
-        <w:rPr>
-          <w:rFonts w:ascii="Verdana" w:hAnsi="Verdana"/>
-          <w:i/>
-          <w:sz w:val="14"/>
-        </w:rPr>
-        <w:t>Note 62: Distance shall only be used with respect to a stated location and a bearing, azimuth or elevation; it shall not redefine that location.</w:t>
-      </w:r>
-    </w:p>
-    <w:p>
-      <w:r>
-        <w:rPr>
-          <w:rFonts w:ascii="Verdana" w:hAnsi="Verdana"/>
-          <w:i/>
-          <w:sz w:val="14"/>
-        </w:rPr>
-        <w:t>Note 63: Downward radiation shall be assigned positive values.</w:t>
-      </w:r>
-    </w:p>
-    <w:p>
-      <w:r>
-        <w:rPr>
-          <w:rFonts w:ascii="Verdana" w:hAnsi="Verdana"/>
-          <w:i/>
-          <w:sz w:val="14"/>
-        </w:rPr>
-        <w:t>Note 64: Downward w-components shall be assigned positive values where units are Pa s-1.</w:t>
-      </w:r>
-    </w:p>
-    <w:p>
-      <w:r>
-        <w:rPr>
-          <w:rFonts w:ascii="Verdana" w:hAnsi="Verdana"/>
-          <w:i/>
-          <w:sz w:val="14"/>
-        </w:rPr>
-        <w:t>Note 66: East to west increments shall be assigned negative values.</w:t>
-      </w:r>
-    </w:p>
-    <w:p>
-      <w:r>
-        <w:rPr>
-          <w:rFonts w:ascii="Verdana" w:hAnsi="Verdana"/>
-          <w:i/>
-          <w:sz w:val="14"/>
-        </w:rPr>
-        <w:t>Note 75: For CREX descriptors F = B, not 0.</w:t>
-      </w:r>
-    </w:p>
-    <w:p>
-      <w:r>
-        <w:rPr>
-          <w:rFonts w:ascii="Verdana" w:hAnsi="Verdana"/>
-          <w:i/>
-          <w:sz w:val="14"/>
-        </w:rPr>
-        <w:t>Note 92: In order to distinguish unambiguously the cases of missing data and saturated pixels, n-bit image data should be encoded using a data width of n+1. Where such a descriptor is not already available in Class 30, operator descriptor 2 01 YYY should be used to modify the data width of the existing entry as required.</w:t>
-      </w:r>
-    </w:p>
-    <w:p>
-      <w:r>
-        <w:rPr>
-          <w:rFonts w:ascii="Verdana" w:hAnsi="Verdana"/>
-          <w:i/>
-          <w:sz w:val="14"/>
-        </w:rPr>
-        <w:t>Note 105: Negative time periods or displacements shall be used to indicate time periods or displacements preceding the currently defined time.</w:t>
-      </w:r>
-    </w:p>
-    <w:p>
-      <w:r>
-        <w:rPr>
-          <w:rFonts w:ascii="Verdana" w:hAnsi="Verdana"/>
-          <w:i/>
-          <w:sz w:val="14"/>
-        </w:rPr>
-        <w:t>Note 110: North to south increments shall be assigned negative values.</w:t>
-      </w:r>
-    </w:p>
-    <w:p>
-      <w:r>
-        <w:rPr>
-          <w:rFonts w:ascii="Verdana" w:hAnsi="Verdana"/>
-          <w:i/>
-          <w:sz w:val="14"/>
-        </w:rPr>
-        <w:t>Note 115: Pixel data width can be changed with descriptor 2 01 YYY.</w:t>
-      </w:r>
-    </w:p>
-    <w:p>
-      <w:r>
-        <w:rPr>
-          <w:rFonts w:ascii="Verdana" w:hAnsi="Verdana"/>
-          <w:i/>
-          <w:sz w:val="14"/>
-        </w:rPr>
-        <w:t>Note 121: Some indication of expected accuracy may be implied in conjunction with certain elements in this class.</w:t>
-      </w:r>
-    </w:p>
-    <w:p>
-      <w:r>
-        <w:rPr>
-          <w:rFonts w:ascii="Verdana" w:hAnsi="Verdana"/>
-          <w:i/>
-          <w:sz w:val="14"/>
-        </w:rPr>
-        <w:t>Note 122: South latitude shall be assigned negative values.</w:t>
-      </w:r>
-    </w:p>
-    <w:p>
-      <w:r>
-        <w:rPr>
-          <w:rFonts w:ascii="Verdana" w:hAnsi="Verdana"/>
-          <w:i/>
-          <w:sz w:val="14"/>
-        </w:rPr>
-        <w:t>Note 123: South to north v-components shall be assigned positive values.</w:t>
-      </w:r>
-    </w:p>
-    <w:p>
-      <w:r>
-        <w:rPr>
-          <w:rFonts w:ascii="Verdana" w:hAnsi="Verdana"/>
-          <w:i/>
-          <w:sz w:val="14"/>
-        </w:rPr>
-        <w:t>Note 126: Surface wind direction measured at a station within 1° of the North Pole or within 1° of the South Pole shall be reported in such a way that the azimuth ring shall be aligned with its zero coinciding with the Greenwich 0° meridian.</w:t>
-      </w:r>
-    </w:p>
-    <w:p>
-      <w:r>
-        <w:rPr>
-          <w:rFonts w:ascii="Verdana" w:hAnsi="Verdana"/>
-          <w:i/>
-          <w:sz w:val="14"/>
-        </w:rPr>
-        <w:t>Note 140: The pixel size on horizontal - 1 is given at location where map scale factor is unity.</w:t>
-      </w:r>
-    </w:p>
-    <w:p>
-      <w:r>
-        <w:rPr>
-          <w:rFonts w:ascii="Verdana" w:hAnsi="Verdana"/>
-          <w:i/>
-          <w:sz w:val="14"/>
-        </w:rPr>
-        <w:t>Note 141: The pixel size on horizontal - 2 is given at location where map scale factor is unity.</w:t>
-      </w:r>
-    </w:p>
-    <w:p>
-      <w:r>
-        <w:rPr>
-          <w:rFonts w:ascii="Verdana" w:hAnsi="Verdana"/>
-          <w:i/>
-          <w:sz w:val="14"/>
-        </w:rPr>
-        <w:t>Note 145: The significance of time periods or displacements may be indicated using the time significance code corresponding to table reference 0 08 021.</w:t>
-      </w:r>
-    </w:p>
-    <w:p>
-      <w:r>
-        <w:rPr>
-          <w:rFonts w:ascii="Verdana" w:hAnsi="Verdana"/>
-          <w:i/>
-          <w:sz w:val="14"/>
-        </w:rPr>
-        <w:t>Note 149: The time location, when used with forecast values, shall indicate the time of the initial state for the forecast, or the beginning of the forecast period; when used with ensemble means of forecast values, the time location shall indicate the initial state or the beginning of the first forecast over which ensemble means are derived.</w:t>
-      </w:r>
-    </w:p>
-    <w:p>
-      <w:r>
-        <w:rPr>
-          <w:rFonts w:ascii="Verdana" w:hAnsi="Verdana"/>
-          <w:i/>
-          <w:sz w:val="14"/>
-        </w:rPr>
-        <w:t>Note 155: This class may also contain elements relating to observational procedures.</w:t>
-      </w:r>
-    </w:p>
-    <w:p>
-      <w:r>
-        <w:rPr>
-          <w:rFonts w:ascii="Verdana" w:hAnsi="Verdana"/>
-          <w:i/>
-          <w:sz w:val="14"/>
-        </w:rPr>
-        <w:t>Note 156: This class shall contain elements to describe the instrumentation used to obtain the meteorological elements reported.</w:t>
-      </w:r>
-    </w:p>
-    <w:p>
-      <w:r>
-        <w:rPr>
-          <w:rFonts w:ascii="Verdana" w:hAnsi="Verdana"/>
-          <w:i/>
-          <w:sz w:val="14"/>
-        </w:rPr>
-        <w:t>Note 158: Time periods or displacements and time increments require an initial time location to be defined prior to their use, followed where appropriate by a time significance definition.</w:t>
-      </w:r>
-    </w:p>
-    <w:p>
-      <w:r>
-        <w:rPr>
-          <w:rFonts w:ascii="Verdana" w:hAnsi="Verdana"/>
-          <w:i/>
-          <w:sz w:val="14"/>
-        </w:rPr>
-        <w:t>Note 160: Upward radiation shall be assigned negative values.</w:t>
-      </w:r>
-    </w:p>
-    <w:p>
-      <w:r>
-        <w:rPr>
-          <w:rFonts w:ascii="Verdana" w:hAnsi="Verdana"/>
-          <w:i/>
-          <w:sz w:val="14"/>
-        </w:rPr>
-        <w:t>Note 161: Upward w-components shall be assigned positive values where units are m s-1.</w:t>
-      </w:r>
-    </w:p>
-    <w:p>
-      <w:r>
-        <w:rPr>
-          <w:rFonts w:ascii="Verdana" w:hAnsi="Verdana"/>
-          <w:i/>
-          <w:sz w:val="14"/>
-        </w:rPr>
         <w:t>Note 162: Useful ranges used above:1011 Bq to 1019 Bq for releases;10-2 Bq to 107 Bq and 10-2 mSv to 107 mSv for concentration and doses.</w:t>
-      </w:r>
-    </w:p>
-    <w:p>
-      <w:r>
-        <w:rPr>
-          <w:rFonts w:ascii="Verdana" w:hAnsi="Verdana"/>
-          <w:i/>
-          <w:sz w:val="14"/>
-        </w:rPr>
-        <w:t>Note 163: Values of latitude and latitude increments are limited to the range -90 degrees to +90 degrees.</w:t>
-      </w:r>
-    </w:p>
-    <w:p>
-      <w:r>
-        <w:rPr>
-          <w:rFonts w:ascii="Verdana" w:hAnsi="Verdana"/>
-          <w:i/>
-          <w:sz w:val="14"/>
-        </w:rPr>
-        <w:t>Note 164: Values of longitude are limited to the range -180 degrees to +180 degrees.</w:t>
-      </w:r>
-    </w:p>
-    <w:p>
-      <w:r>
-        <w:rPr>
-          <w:rFonts w:ascii="Verdana" w:hAnsi="Verdana"/>
-          <w:i/>
-          <w:sz w:val="14"/>
-        </w:rPr>
-        <w:t>Note 165: Vertical elements and pressure shall be used to define values of these elements independent of the element or variable denoting the vertical coordinate.</w:t>
-      </w:r>
-    </w:p>
-    <w:p>
-      <w:r>
-        <w:rPr>
-          <w:rFonts w:ascii="Verdana" w:hAnsi="Verdana"/>
-          <w:i/>
-          <w:sz w:val="14"/>
-        </w:rPr>
-        <w:t>Note 166: West longitude shall be assigned negative values.</w:t>
-      </w:r>
-    </w:p>
-    <w:p>
-      <w:r>
-        <w:rPr>
-          <w:rFonts w:ascii="Verdana" w:hAnsi="Verdana"/>
-          <w:i/>
-          <w:sz w:val="14"/>
-        </w:rPr>
-        <w:t>Note 167: West to east u-components shall be assigned positive values.</w:t>
-      </w:r>
-    </w:p>
-    <w:p>
-      <w:r>
-        <w:rPr>
-          <w:rFonts w:ascii="Verdana" w:hAnsi="Verdana"/>
-          <w:i/>
-          <w:sz w:val="14"/>
-        </w:rPr>
-        <w:t>Note 176: Where more than one time period or displacement is required to define complex time structures, they shall be defined in immediate succession, and the following ordering shall apply: ensemble period (if required), followed by forecast period (if required), followed by period for averaging or accumulation (if required).</w:t>
-      </w:r>
-    </w:p>
-    <w:p>
-      <w:r>
-        <w:rPr>
-          <w:rFonts w:ascii="Verdana" w:hAnsi="Verdana"/>
-          <w:i/>
-          <w:sz w:val="14"/>
-        </w:rPr>
-        <w:t>Note 178: Where the expression "period specified" is entered under element name, an appropriate period shall be specified using descriptors from Class 04.</w:t>
-      </w:r>
-    </w:p>
-    <w:p>
-      <w:r>
-        <w:rPr>
-          <w:rFonts w:ascii="Verdana" w:hAnsi="Verdana"/>
-          <w:i/>
-          <w:sz w:val="14"/>
-        </w:rPr>
-        <w:t>Note 179: Where values are accumulated or averaged (for example over a time period), the total number of values from which the accumulated or averaged values are obtained may be represented using reference 0 08 022.</w:t>
-      </w:r>
-    </w:p>
-    <w:p>
-      <w:r>
-        <w:rPr>
-          <w:rFonts w:ascii="Verdana" w:hAnsi="Verdana"/>
-          <w:i/>
-          <w:sz w:val="14"/>
-        </w:rPr>
-        <w:t>Note 180: Wind reporting standards: Speed Direction No observation Missing Missing Calm 0 0 Normal observation &gt; 0 1° - 360° Speed only &gt; 0 Missing Direction only Missing 1°-360° "Light and variable" &gt; 0 0</w:t>
-      </w:r>
-    </w:p>
-    <w:p>
-      <w:r>
-        <w:rPr>
-          <w:rFonts w:ascii="Verdana" w:hAnsi="Verdana"/>
-          <w:i/>
-          <w:sz w:val="14"/>
-        </w:rPr>
-        <w:t>Note 181: Wind waves and waves reporting standards:Observation Speed Direction No observation Missing Missing Calm 0 0 Normal observation &gt;0 1-360 Speed only &gt;0 Missing Direction only Missing 1-360"Light and variable" &gt;0 0</w:t>
       </w:r>
     </w:p>
     <w:sectPr>
